--- a/livrables/Reponse_negociation_26TV265BRC_Lot3.docx
+++ b/livrables/Reponse_negociation_26TV265BRC_Lot3.docx
@@ -832,7 +832,7 @@
           <w:sz w:val="21"/>
           <w:szCs w:val="21"/>
         </w:rPr>
-        <w:t xml:space="preserve">Nous confirmons le prix unitaire de 35,00 € HT indiqué sur la DPGF. Ce montant correspond uniquement à la prestation de peinture, la dépose et la repose des radiateurs étant assurées par le lot Plomberie conformément au CCTP (§3.3.3). Décomposition du prix unitaire :</w:t>
+        <w:t xml:space="preserve">Après analyse détaillée de ce poste suite à votre remarque, le prix unitaire initialement indiqué (35,00 € HT) s'est révélé insuffisant pour couvrir l'ensemble des sujétions de cette prestation (préparation des supports, application de 2 couches de finition brillante, manutention en coordination avec le lot Plomberie). Nous portons donc ce prix unitaire à 55,00 € HT, conformément à la décomposition ci-dessous, afin de garantir la parfaite exécution de cet ouvrage : </w:t>
       </w:r>
     </w:p>
     <w:tbl>
@@ -954,7 +954,7 @@
                 <w:sz w:val="20"/>
                 <w:szCs w:val="20"/>
               </w:rPr>
-              <w:t xml:space="preserve">12,00 €</w:t>
+              <w:t xml:space="preserve">15,00 €</w:t>
             </w:r>
           </w:p>
         </w:tc>
@@ -1006,7 +1006,7 @@
                 <w:sz w:val="20"/>
                 <w:szCs w:val="20"/>
               </w:rPr>
-              <w:t xml:space="preserve">19,50 €</w:t>
+              <w:t xml:space="preserve">33,00 €</w:t>
             </w:r>
           </w:p>
         </w:tc>
@@ -1058,7 +1058,7 @@
                 <w:sz w:val="20"/>
                 <w:szCs w:val="20"/>
               </w:rPr>
-              <w:t xml:space="preserve">3,50 €</w:t>
+              <w:t xml:space="preserve">7,00 €</w:t>
             </w:r>
           </w:p>
         </w:tc>
@@ -1112,7 +1112,7 @@
                 <w:sz w:val="20"/>
                 <w:szCs w:val="20"/>
               </w:rPr>
-              <w:t xml:space="preserve">35,00 €</w:t>
+              <w:t xml:space="preserve">55,00 €</w:t>
             </w:r>
           </w:p>
         </w:tc>
@@ -1161,7 +1161,7 @@
           <w:sz w:val="24"/>
           <w:szCs w:val="24"/>
         </w:rPr>
-        <w:t xml:space="preserve">3. Effort financier consenti</w:t>
+        <w:t xml:space="preserve">3. Actualisation de notre offre financière</w:t>
       </w:r>
     </w:p>
     <w:p>
@@ -1174,7 +1174,7 @@
           <w:sz w:val="21"/>
           <w:szCs w:val="21"/>
         </w:rPr>
-        <w:t xml:space="preserve">Conformément à votre demande, France Décoration a consenti un effort financier sur l'ensemble des postes de dépenses de la prestation, sans dégrader le niveau de qualité décrit dans notre mémoire technique ni modifier le format de la DPGF.</w:t>
+        <w:t xml:space="preserve">Conformément à votre demande, nous avons réexaminé l'ensemble des postes de dépenses de la DPGF. Cette analyse nous conduit à maintenir l'intégralité de nos prix initiaux, à l'exception du poste 3.3.3 – Peinture calorique (radiateurs), dont le prix unitaire est réévalué de 35,00 € HT à 55,00 € HT afin de garantir un chiffrage sincère couvrant l'ensemble des sujétions de cette prestation, sans dégrader le niveau de qualité décrit dans notre mémoire technique ni modifier le format de la DPGF.</w:t>
       </w:r>
     </w:p>
     <w:tbl>
@@ -1245,7 +1245,7 @@
                 <w:sz w:val="20"/>
                 <w:szCs w:val="20"/>
               </w:rPr>
-              <w:t xml:space="preserve">Offre négociée</w:t>
+              <w:t xml:space="preserve">Offre actualisée</w:t>
             </w:r>
           </w:p>
         </w:tc>
@@ -1325,7 +1325,7 @@
                 <w:sz w:val="20"/>
                 <w:szCs w:val="20"/>
               </w:rPr>
-              <w:t xml:space="preserve">55 345,70 € HT</w:t>
+              <w:t xml:space="preserve">56 255,95 € HT</w:t>
             </w:r>
           </w:p>
         </w:tc>
@@ -1350,8 +1350,8 @@
                 <w:sz w:val="20"/>
                 <w:szCs w:val="20"/>
               </w:rPr>
-              <w:t xml:space="preserve">- 470,25 € HT
-(- 0,84 %)</w:t>
+              <w:t xml:space="preserve">+ 440,00 € HT
+(+ 0,79 %)</w:t>
             </w:r>
           </w:p>
         </w:tc>
@@ -1372,7 +1372,7 @@
           <w:sz w:val="21"/>
           <w:szCs w:val="21"/>
         </w:rPr>
-        <w:t xml:space="preserve">Le montant total de notre offre pour le Lot 3 « Peintures et Sols » est ainsi ramené de 55 815,95 € HT à 55 345,70 € HT. Vous trouverez ci-joints l'acte d'engagement et la DPGF actualisés, complétés et signés électroniquement, conformément aux modalités précisées dans votre courrier du 10/08/2026.</w:t>
+        <w:t xml:space="preserve">Le montant total de notre offre pour le Lot 3 « Peintures et Sols » est ainsi porté de 55 815,95 € HT à 56 255,95 € HT, cette variation résultant exclusivement de l'ajustement du poste 3.3.3 exposé ci-dessus. Vous trouverez ci-joints l'acte d'engagement et la DPGF actualisés, complétés et signés électroniquement, conformément aux modalités précisées dans votre courrier du 10/08/2026.</w:t>
       </w:r>
     </w:p>
     <w:p>

--- a/livrables/Reponse_negociation_26TV265BRC_Lot3.docx
+++ b/livrables/Reponse_negociation_26TV265BRC_Lot3.docx
@@ -1174,7 +1174,950 @@
           <w:sz w:val="21"/>
           <w:szCs w:val="21"/>
         </w:rPr>
-        <w:t xml:space="preserve">Conformément à votre demande, nous avons réexaminé l'ensemble des postes de dépenses de la DPGF. Cette analyse nous conduit à maintenir l'intégralité de nos prix initiaux, à l'exception du poste 3.3.3 – Peinture calorique (radiateurs), dont le prix unitaire est réévalué de 35,00 € HT à 55,00 € HT afin de garantir un chiffrage sincère couvrant l'ensemble des sujétions de cette prestation, sans dégrader le niveau de qualité décrit dans notre mémoire technique ni modifier le format de la DPGF.</w:t>
+        <w:t xml:space="preserve">Conformément à votre demande, nous avons réexaminé en détail l'ensemble des postes de dépenses de la DPGF. Cette analyse de nos coûts de revient nous conduit à maintenir l'intégralité de nos prix initiaux sur la grande majorité des postes, à l'exception de six d'entre eux dont le prix unitaire est ajusté afin de garantir un chiffrage sincère, couvrant l'ensemble des sujétions d'exécution, sans dégrader le niveau de qualité décrit dans notre mémoire technique ni modifier le format de la DPGF :</w:t>
+      </w:r>
+    </w:p>
+    <w:tbl>
+      <w:tblPr>
+        <w:tblW w:type="dxa" w:w="8500"/>
+        <w:tblBorders>
+          <w:top w:val="single" w:color="auto" w:sz="4"/>
+          <w:left w:val="single" w:color="auto" w:sz="4"/>
+          <w:bottom w:val="single" w:color="auto" w:sz="4"/>
+          <w:right w:val="single" w:color="auto" w:sz="4"/>
+          <w:insideH w:val="single" w:color="auto" w:sz="4"/>
+          <w:insideV w:val="single" w:color="auto" w:sz="4"/>
+        </w:tblBorders>
+      </w:tblPr>
+      <w:tblGrid>
+        <w:gridCol w:w="1000"/>
+        <w:gridCol w:w="3400"/>
+        <w:gridCol w:w="1400"/>
+        <w:gridCol w:w="1350"/>
+        <w:gridCol w:w="1350"/>
+      </w:tblGrid>
+      <w:tr>
+        <w:tc>
+          <w:tcPr>
+            <w:tcW w:type="dxa" w:w="1000"/>
+            <w:shd w:fill="1F3864" w:val="clear"/>
+            <w:tcMar>
+              <w:top w:type="dxa" w:w="80"/>
+              <w:left w:type="dxa" w:w="120"/>
+              <w:bottom w:type="dxa" w:w="80"/>
+              <w:right w:type="dxa" w:w="120"/>
+            </w:tcMar>
+          </w:tcPr>
+          <w:p>
+            <w:pPr>
+              <w:jc w:val="left"/>
+            </w:pPr>
+            <w:r>
+              <w:rPr>
+                <w:b/>
+                <w:bCs/>
+                <w:color w:val="FFFFFF"/>
+                <w:sz w:val="20"/>
+                <w:szCs w:val="20"/>
+              </w:rPr>
+              <w:t xml:space="preserve">Poste</w:t>
+            </w:r>
+          </w:p>
+        </w:tc>
+        <w:tc>
+          <w:tcPr>
+            <w:tcW w:type="dxa" w:w="3400"/>
+            <w:shd w:fill="1F3864" w:val="clear"/>
+            <w:tcMar>
+              <w:top w:type="dxa" w:w="80"/>
+              <w:left w:type="dxa" w:w="120"/>
+              <w:bottom w:type="dxa" w:w="80"/>
+              <w:right w:type="dxa" w:w="120"/>
+            </w:tcMar>
+          </w:tcPr>
+          <w:p>
+            <w:pPr>
+              <w:jc w:val="left"/>
+            </w:pPr>
+            <w:r>
+              <w:rPr>
+                <w:b/>
+                <w:bCs/>
+                <w:color w:val="FFFFFF"/>
+                <w:sz w:val="20"/>
+                <w:szCs w:val="20"/>
+              </w:rPr>
+              <w:t xml:space="preserve">Désignation</w:t>
+            </w:r>
+          </w:p>
+        </w:tc>
+        <w:tc>
+          <w:tcPr>
+            <w:tcW w:type="dxa" w:w="1400"/>
+            <w:shd w:fill="1F3864" w:val="clear"/>
+            <w:tcMar>
+              <w:top w:type="dxa" w:w="80"/>
+              <w:left w:type="dxa" w:w="120"/>
+              <w:bottom w:type="dxa" w:w="80"/>
+              <w:right w:type="dxa" w:w="120"/>
+            </w:tcMar>
+          </w:tcPr>
+          <w:p>
+            <w:pPr>
+              <w:jc w:val="center"/>
+            </w:pPr>
+            <w:r>
+              <w:rPr>
+                <w:b/>
+                <w:bCs/>
+                <w:color w:val="FFFFFF"/>
+                <w:sz w:val="20"/>
+                <w:szCs w:val="20"/>
+              </w:rPr>
+              <w:t xml:space="preserve">Quantité</w:t>
+            </w:r>
+          </w:p>
+        </w:tc>
+        <w:tc>
+          <w:tcPr>
+            <w:tcW w:type="dxa" w:w="1350"/>
+            <w:shd w:fill="1F3864" w:val="clear"/>
+            <w:tcMar>
+              <w:top w:type="dxa" w:w="80"/>
+              <w:left w:type="dxa" w:w="120"/>
+              <w:bottom w:type="dxa" w:w="80"/>
+              <w:right w:type="dxa" w:w="120"/>
+            </w:tcMar>
+          </w:tcPr>
+          <w:p>
+            <w:pPr>
+              <w:jc w:val="center"/>
+            </w:pPr>
+            <w:r>
+              <w:rPr>
+                <w:b/>
+                <w:bCs/>
+                <w:color w:val="FFFFFF"/>
+                <w:sz w:val="20"/>
+                <w:szCs w:val="20"/>
+              </w:rPr>
+              <w:t xml:space="preserve">PU initial</w:t>
+            </w:r>
+          </w:p>
+        </w:tc>
+        <w:tc>
+          <w:tcPr>
+            <w:tcW w:type="dxa" w:w="1350"/>
+            <w:shd w:fill="1F3864" w:val="clear"/>
+            <w:tcMar>
+              <w:top w:type="dxa" w:w="80"/>
+              <w:left w:type="dxa" w:w="120"/>
+              <w:bottom w:type="dxa" w:w="80"/>
+              <w:right w:type="dxa" w:w="120"/>
+            </w:tcMar>
+          </w:tcPr>
+          <w:p>
+            <w:pPr>
+              <w:jc w:val="center"/>
+            </w:pPr>
+            <w:r>
+              <w:rPr>
+                <w:b/>
+                <w:bCs/>
+                <w:color w:val="FFFFFF"/>
+                <w:sz w:val="20"/>
+                <w:szCs w:val="20"/>
+              </w:rPr>
+              <w:t xml:space="preserve">PU actualisé</w:t>
+            </w:r>
+          </w:p>
+        </w:tc>
+      </w:tr>
+      <w:tr>
+        <w:tc>
+          <w:tcPr>
+            <w:tcW w:type="dxa" w:w="1000"/>
+            <w:tcMar>
+              <w:top w:type="dxa" w:w="80"/>
+              <w:left w:type="dxa" w:w="120"/>
+              <w:bottom w:type="dxa" w:w="80"/>
+              <w:right w:type="dxa" w:w="120"/>
+            </w:tcMar>
+          </w:tcPr>
+          <w:p>
+            <w:pPr>
+              <w:jc w:val="left"/>
+            </w:pPr>
+            <w:r>
+              <w:rPr>
+                <w:b w:val="false"/>
+                <w:bCs w:val="false"/>
+                <w:sz w:val="20"/>
+                <w:szCs w:val="20"/>
+              </w:rPr>
+              <w:t xml:space="preserve">3.3.1.1</w:t>
+            </w:r>
+          </w:p>
+        </w:tc>
+        <w:tc>
+          <w:tcPr>
+            <w:tcW w:type="dxa" w:w="3400"/>
+            <w:tcMar>
+              <w:top w:type="dxa" w:w="80"/>
+              <w:left w:type="dxa" w:w="120"/>
+              <w:bottom w:type="dxa" w:w="80"/>
+              <w:right w:type="dxa" w:w="120"/>
+            </w:tcMar>
+          </w:tcPr>
+          <w:p>
+            <w:pPr>
+              <w:jc w:val="left"/>
+            </w:pPr>
+            <w:r>
+              <w:rPr>
+                <w:b w:val="false"/>
+                <w:bCs w:val="false"/>
+                <w:sz w:val="20"/>
+                <w:szCs w:val="20"/>
+              </w:rPr>
+              <w:t xml:space="preserve">Peinture satinée (mur)</w:t>
+            </w:r>
+          </w:p>
+        </w:tc>
+        <w:tc>
+          <w:tcPr>
+            <w:tcW w:type="dxa" w:w="1400"/>
+            <w:tcMar>
+              <w:top w:type="dxa" w:w="80"/>
+              <w:left w:type="dxa" w:w="120"/>
+              <w:bottom w:type="dxa" w:w="80"/>
+              <w:right w:type="dxa" w:w="120"/>
+            </w:tcMar>
+          </w:tcPr>
+          <w:p>
+            <w:pPr>
+              <w:jc w:val="center"/>
+            </w:pPr>
+            <w:r>
+              <w:rPr>
+                <w:b w:val="false"/>
+                <w:bCs w:val="false"/>
+                <w:sz w:val="20"/>
+                <w:szCs w:val="20"/>
+              </w:rPr>
+              <w:t xml:space="preserve">806 m²</w:t>
+            </w:r>
+          </w:p>
+        </w:tc>
+        <w:tc>
+          <w:tcPr>
+            <w:tcW w:type="dxa" w:w="1350"/>
+            <w:tcMar>
+              <w:top w:type="dxa" w:w="80"/>
+              <w:left w:type="dxa" w:w="120"/>
+              <w:bottom w:type="dxa" w:w="80"/>
+              <w:right w:type="dxa" w:w="120"/>
+            </w:tcMar>
+          </w:tcPr>
+          <w:p>
+            <w:pPr>
+              <w:jc w:val="center"/>
+            </w:pPr>
+            <w:r>
+              <w:rPr>
+                <w:b w:val="false"/>
+                <w:bCs w:val="false"/>
+                <w:sz w:val="20"/>
+                <w:szCs w:val="20"/>
+              </w:rPr>
+              <w:t xml:space="preserve">8,25 €</w:t>
+            </w:r>
+          </w:p>
+        </w:tc>
+        <w:tc>
+          <w:tcPr>
+            <w:tcW w:type="dxa" w:w="1350"/>
+            <w:tcMar>
+              <w:top w:type="dxa" w:w="80"/>
+              <w:left w:type="dxa" w:w="120"/>
+              <w:bottom w:type="dxa" w:w="80"/>
+              <w:right w:type="dxa" w:w="120"/>
+            </w:tcMar>
+          </w:tcPr>
+          <w:p>
+            <w:pPr>
+              <w:jc w:val="center"/>
+            </w:pPr>
+            <w:r>
+              <w:rPr>
+                <w:b/>
+                <w:bCs/>
+                <w:color w:val="1F3864"/>
+                <w:sz w:val="20"/>
+                <w:szCs w:val="20"/>
+              </w:rPr>
+              <w:t xml:space="preserve">8,50 €</w:t>
+            </w:r>
+          </w:p>
+        </w:tc>
+      </w:tr>
+      <w:tr>
+        <w:tc>
+          <w:tcPr>
+            <w:tcW w:type="dxa" w:w="1000"/>
+            <w:tcMar>
+              <w:top w:type="dxa" w:w="80"/>
+              <w:left w:type="dxa" w:w="120"/>
+              <w:bottom w:type="dxa" w:w="80"/>
+              <w:right w:type="dxa" w:w="120"/>
+            </w:tcMar>
+          </w:tcPr>
+          <w:p>
+            <w:pPr>
+              <w:jc w:val="left"/>
+            </w:pPr>
+            <w:r>
+              <w:rPr>
+                <w:b w:val="false"/>
+                <w:bCs w:val="false"/>
+                <w:sz w:val="20"/>
+                <w:szCs w:val="20"/>
+              </w:rPr>
+              <w:t xml:space="preserve">3.3.1.2</w:t>
+            </w:r>
+          </w:p>
+        </w:tc>
+        <w:tc>
+          <w:tcPr>
+            <w:tcW w:type="dxa" w:w="3400"/>
+            <w:tcMar>
+              <w:top w:type="dxa" w:w="80"/>
+              <w:left w:type="dxa" w:w="120"/>
+              <w:bottom w:type="dxa" w:w="80"/>
+              <w:right w:type="dxa" w:w="120"/>
+            </w:tcMar>
+          </w:tcPr>
+          <w:p>
+            <w:pPr>
+              <w:jc w:val="left"/>
+            </w:pPr>
+            <w:r>
+              <w:rPr>
+                <w:b w:val="false"/>
+                <w:bCs w:val="false"/>
+                <w:sz w:val="20"/>
+                <w:szCs w:val="20"/>
+              </w:rPr>
+              <w:t xml:space="preserve">Peinture mate (plafond)</w:t>
+            </w:r>
+          </w:p>
+        </w:tc>
+        <w:tc>
+          <w:tcPr>
+            <w:tcW w:type="dxa" w:w="1400"/>
+            <w:tcMar>
+              <w:top w:type="dxa" w:w="80"/>
+              <w:left w:type="dxa" w:w="120"/>
+              <w:bottom w:type="dxa" w:w="80"/>
+              <w:right w:type="dxa" w:w="120"/>
+            </w:tcMar>
+          </w:tcPr>
+          <w:p>
+            <w:pPr>
+              <w:jc w:val="center"/>
+            </w:pPr>
+            <w:r>
+              <w:rPr>
+                <w:b w:val="false"/>
+                <w:bCs w:val="false"/>
+                <w:sz w:val="20"/>
+                <w:szCs w:val="20"/>
+              </w:rPr>
+              <w:t xml:space="preserve">265 m²</w:t>
+            </w:r>
+          </w:p>
+        </w:tc>
+        <w:tc>
+          <w:tcPr>
+            <w:tcW w:type="dxa" w:w="1350"/>
+            <w:tcMar>
+              <w:top w:type="dxa" w:w="80"/>
+              <w:left w:type="dxa" w:w="120"/>
+              <w:bottom w:type="dxa" w:w="80"/>
+              <w:right w:type="dxa" w:w="120"/>
+            </w:tcMar>
+          </w:tcPr>
+          <w:p>
+            <w:pPr>
+              <w:jc w:val="center"/>
+            </w:pPr>
+            <w:r>
+              <w:rPr>
+                <w:b w:val="false"/>
+                <w:bCs w:val="false"/>
+                <w:sz w:val="20"/>
+                <w:szCs w:val="20"/>
+              </w:rPr>
+              <w:t xml:space="preserve">8,25 €</w:t>
+            </w:r>
+          </w:p>
+        </w:tc>
+        <w:tc>
+          <w:tcPr>
+            <w:tcW w:type="dxa" w:w="1350"/>
+            <w:tcMar>
+              <w:top w:type="dxa" w:w="80"/>
+              <w:left w:type="dxa" w:w="120"/>
+              <w:bottom w:type="dxa" w:w="80"/>
+              <w:right w:type="dxa" w:w="120"/>
+            </w:tcMar>
+          </w:tcPr>
+          <w:p>
+            <w:pPr>
+              <w:jc w:val="center"/>
+            </w:pPr>
+            <w:r>
+              <w:rPr>
+                <w:b/>
+                <w:bCs/>
+                <w:color w:val="1F3864"/>
+                <w:sz w:val="20"/>
+                <w:szCs w:val="20"/>
+              </w:rPr>
+              <w:t xml:space="preserve">8,50 €</w:t>
+            </w:r>
+          </w:p>
+        </w:tc>
+      </w:tr>
+      <w:tr>
+        <w:tc>
+          <w:tcPr>
+            <w:tcW w:type="dxa" w:w="1000"/>
+            <w:tcMar>
+              <w:top w:type="dxa" w:w="80"/>
+              <w:left w:type="dxa" w:w="120"/>
+              <w:bottom w:type="dxa" w:w="80"/>
+              <w:right w:type="dxa" w:w="120"/>
+            </w:tcMar>
+          </w:tcPr>
+          <w:p>
+            <w:pPr>
+              <w:jc w:val="left"/>
+            </w:pPr>
+            <w:r>
+              <w:rPr>
+                <w:b w:val="false"/>
+                <w:bCs w:val="false"/>
+                <w:sz w:val="20"/>
+                <w:szCs w:val="20"/>
+              </w:rPr>
+              <w:t xml:space="preserve">3.3.3</w:t>
+            </w:r>
+          </w:p>
+        </w:tc>
+        <w:tc>
+          <w:tcPr>
+            <w:tcW w:type="dxa" w:w="3400"/>
+            <w:tcMar>
+              <w:top w:type="dxa" w:w="80"/>
+              <w:left w:type="dxa" w:w="120"/>
+              <w:bottom w:type="dxa" w:w="80"/>
+              <w:right w:type="dxa" w:w="120"/>
+            </w:tcMar>
+          </w:tcPr>
+          <w:p>
+            <w:pPr>
+              <w:jc w:val="left"/>
+            </w:pPr>
+            <w:r>
+              <w:rPr>
+                <w:b w:val="false"/>
+                <w:bCs w:val="false"/>
+                <w:sz w:val="20"/>
+                <w:szCs w:val="20"/>
+              </w:rPr>
+              <w:t xml:space="preserve">Peinture calorique (radiateurs)</w:t>
+            </w:r>
+          </w:p>
+        </w:tc>
+        <w:tc>
+          <w:tcPr>
+            <w:tcW w:type="dxa" w:w="1400"/>
+            <w:tcMar>
+              <w:top w:type="dxa" w:w="80"/>
+              <w:left w:type="dxa" w:w="120"/>
+              <w:bottom w:type="dxa" w:w="80"/>
+              <w:right w:type="dxa" w:w="120"/>
+            </w:tcMar>
+          </w:tcPr>
+          <w:p>
+            <w:pPr>
+              <w:jc w:val="center"/>
+            </w:pPr>
+            <w:r>
+              <w:rPr>
+                <w:b w:val="false"/>
+                <w:bCs w:val="false"/>
+                <w:sz w:val="20"/>
+                <w:szCs w:val="20"/>
+              </w:rPr>
+              <w:t xml:space="preserve">22 u</w:t>
+            </w:r>
+          </w:p>
+        </w:tc>
+        <w:tc>
+          <w:tcPr>
+            <w:tcW w:type="dxa" w:w="1350"/>
+            <w:tcMar>
+              <w:top w:type="dxa" w:w="80"/>
+              <w:left w:type="dxa" w:w="120"/>
+              <w:bottom w:type="dxa" w:w="80"/>
+              <w:right w:type="dxa" w:w="120"/>
+            </w:tcMar>
+          </w:tcPr>
+          <w:p>
+            <w:pPr>
+              <w:jc w:val="center"/>
+            </w:pPr>
+            <w:r>
+              <w:rPr>
+                <w:b w:val="false"/>
+                <w:bCs w:val="false"/>
+                <w:sz w:val="20"/>
+                <w:szCs w:val="20"/>
+              </w:rPr>
+              <w:t xml:space="preserve">35,00 €</w:t>
+            </w:r>
+          </w:p>
+        </w:tc>
+        <w:tc>
+          <w:tcPr>
+            <w:tcW w:type="dxa" w:w="1350"/>
+            <w:tcMar>
+              <w:top w:type="dxa" w:w="80"/>
+              <w:left w:type="dxa" w:w="120"/>
+              <w:bottom w:type="dxa" w:w="80"/>
+              <w:right w:type="dxa" w:w="120"/>
+            </w:tcMar>
+          </w:tcPr>
+          <w:p>
+            <w:pPr>
+              <w:jc w:val="center"/>
+            </w:pPr>
+            <w:r>
+              <w:rPr>
+                <w:b/>
+                <w:bCs/>
+                <w:color w:val="1F3864"/>
+                <w:sz w:val="20"/>
+                <w:szCs w:val="20"/>
+              </w:rPr>
+              <w:t xml:space="preserve">55,00 €</w:t>
+            </w:r>
+          </w:p>
+        </w:tc>
+      </w:tr>
+      <w:tr>
+        <w:tc>
+          <w:tcPr>
+            <w:tcW w:type="dxa" w:w="1000"/>
+            <w:tcMar>
+              <w:top w:type="dxa" w:w="80"/>
+              <w:left w:type="dxa" w:w="120"/>
+              <w:bottom w:type="dxa" w:w="80"/>
+              <w:right w:type="dxa" w:w="120"/>
+            </w:tcMar>
+          </w:tcPr>
+          <w:p>
+            <w:pPr>
+              <w:jc w:val="left"/>
+            </w:pPr>
+            <w:r>
+              <w:rPr>
+                <w:b w:val="false"/>
+                <w:bCs w:val="false"/>
+                <w:sz w:val="20"/>
+                <w:szCs w:val="20"/>
+              </w:rPr>
+              <w:t xml:space="preserve">3.4</w:t>
+            </w:r>
+          </w:p>
+        </w:tc>
+        <w:tc>
+          <w:tcPr>
+            <w:tcW w:type="dxa" w:w="3400"/>
+            <w:tcMar>
+              <w:top w:type="dxa" w:w="80"/>
+              <w:left w:type="dxa" w:w="120"/>
+              <w:bottom w:type="dxa" w:w="80"/>
+              <w:right w:type="dxa" w:w="120"/>
+            </w:tcMar>
+          </w:tcPr>
+          <w:p>
+            <w:pPr>
+              <w:jc w:val="left"/>
+            </w:pPr>
+            <w:r>
+              <w:rPr>
+                <w:b w:val="false"/>
+                <w:bCs w:val="false"/>
+                <w:sz w:val="20"/>
+                <w:szCs w:val="20"/>
+              </w:rPr>
+              <w:t xml:space="preserve">Nettoyages de mise en service</w:t>
+            </w:r>
+          </w:p>
+        </w:tc>
+        <w:tc>
+          <w:tcPr>
+            <w:tcW w:type="dxa" w:w="1400"/>
+            <w:tcMar>
+              <w:top w:type="dxa" w:w="80"/>
+              <w:left w:type="dxa" w:w="120"/>
+              <w:bottom w:type="dxa" w:w="80"/>
+              <w:right w:type="dxa" w:w="120"/>
+            </w:tcMar>
+          </w:tcPr>
+          <w:p>
+            <w:pPr>
+              <w:jc w:val="center"/>
+            </w:pPr>
+            <w:r>
+              <w:rPr>
+                <w:b w:val="false"/>
+                <w:bCs w:val="false"/>
+                <w:sz w:val="20"/>
+                <w:szCs w:val="20"/>
+              </w:rPr>
+              <w:t xml:space="preserve">1 ens</w:t>
+            </w:r>
+          </w:p>
+        </w:tc>
+        <w:tc>
+          <w:tcPr>
+            <w:tcW w:type="dxa" w:w="1350"/>
+            <w:tcMar>
+              <w:top w:type="dxa" w:w="80"/>
+              <w:left w:type="dxa" w:w="120"/>
+              <w:bottom w:type="dxa" w:w="80"/>
+              <w:right w:type="dxa" w:w="120"/>
+            </w:tcMar>
+          </w:tcPr>
+          <w:p>
+            <w:pPr>
+              <w:jc w:val="center"/>
+            </w:pPr>
+            <w:r>
+              <w:rPr>
+                <w:b w:val="false"/>
+                <w:bCs w:val="false"/>
+                <w:sz w:val="20"/>
+                <w:szCs w:val="20"/>
+              </w:rPr>
+              <w:t xml:space="preserve">1 800,00 €</w:t>
+            </w:r>
+          </w:p>
+        </w:tc>
+        <w:tc>
+          <w:tcPr>
+            <w:tcW w:type="dxa" w:w="1350"/>
+            <w:tcMar>
+              <w:top w:type="dxa" w:w="80"/>
+              <w:left w:type="dxa" w:w="120"/>
+              <w:bottom w:type="dxa" w:w="80"/>
+              <w:right w:type="dxa" w:w="120"/>
+            </w:tcMar>
+          </w:tcPr>
+          <w:p>
+            <w:pPr>
+              <w:jc w:val="center"/>
+            </w:pPr>
+            <w:r>
+              <w:rPr>
+                <w:b/>
+                <w:bCs/>
+                <w:color w:val="1F3864"/>
+                <w:sz w:val="20"/>
+                <w:szCs w:val="20"/>
+              </w:rPr>
+              <w:t xml:space="preserve">1 900,00 €</w:t>
+            </w:r>
+          </w:p>
+        </w:tc>
+      </w:tr>
+      <w:tr>
+        <w:tc>
+          <w:tcPr>
+            <w:tcW w:type="dxa" w:w="1000"/>
+            <w:tcMar>
+              <w:top w:type="dxa" w:w="80"/>
+              <w:left w:type="dxa" w:w="120"/>
+              <w:bottom w:type="dxa" w:w="80"/>
+              <w:right w:type="dxa" w:w="120"/>
+            </w:tcMar>
+          </w:tcPr>
+          <w:p>
+            <w:pPr>
+              <w:jc w:val="left"/>
+            </w:pPr>
+            <w:r>
+              <w:rPr>
+                <w:b w:val="false"/>
+                <w:bCs w:val="false"/>
+                <w:sz w:val="20"/>
+                <w:szCs w:val="20"/>
+              </w:rPr>
+              <w:t xml:space="preserve">4.3.1.1</w:t>
+            </w:r>
+          </w:p>
+        </w:tc>
+        <w:tc>
+          <w:tcPr>
+            <w:tcW w:type="dxa" w:w="3400"/>
+            <w:tcMar>
+              <w:top w:type="dxa" w:w="80"/>
+              <w:left w:type="dxa" w:w="120"/>
+              <w:bottom w:type="dxa" w:w="80"/>
+              <w:right w:type="dxa" w:w="120"/>
+            </w:tcMar>
+          </w:tcPr>
+          <w:p>
+            <w:pPr>
+              <w:jc w:val="left"/>
+            </w:pPr>
+            <w:r>
+              <w:rPr>
+                <w:b w:val="false"/>
+                <w:bCs w:val="false"/>
+                <w:sz w:val="20"/>
+                <w:szCs w:val="20"/>
+              </w:rPr>
+              <w:t xml:space="preserve">Revêtement mural type douche</w:t>
+            </w:r>
+          </w:p>
+        </w:tc>
+        <w:tc>
+          <w:tcPr>
+            <w:tcW w:type="dxa" w:w="1400"/>
+            <w:tcMar>
+              <w:top w:type="dxa" w:w="80"/>
+              <w:left w:type="dxa" w:w="120"/>
+              <w:bottom w:type="dxa" w:w="80"/>
+              <w:right w:type="dxa" w:w="120"/>
+            </w:tcMar>
+          </w:tcPr>
+          <w:p>
+            <w:pPr>
+              <w:jc w:val="center"/>
+            </w:pPr>
+            <w:r>
+              <w:rPr>
+                <w:b w:val="false"/>
+                <w:bCs w:val="false"/>
+                <w:sz w:val="20"/>
+                <w:szCs w:val="20"/>
+              </w:rPr>
+              <w:t xml:space="preserve">220 m²</w:t>
+            </w:r>
+          </w:p>
+        </w:tc>
+        <w:tc>
+          <w:tcPr>
+            <w:tcW w:type="dxa" w:w="1350"/>
+            <w:tcMar>
+              <w:top w:type="dxa" w:w="80"/>
+              <w:left w:type="dxa" w:w="120"/>
+              <w:bottom w:type="dxa" w:w="80"/>
+              <w:right w:type="dxa" w:w="120"/>
+            </w:tcMar>
+          </w:tcPr>
+          <w:p>
+            <w:pPr>
+              <w:jc w:val="center"/>
+            </w:pPr>
+            <w:r>
+              <w:rPr>
+                <w:b w:val="false"/>
+                <w:bCs w:val="false"/>
+                <w:sz w:val="20"/>
+                <w:szCs w:val="20"/>
+              </w:rPr>
+              <w:t xml:space="preserve">48,30 €</w:t>
+            </w:r>
+          </w:p>
+        </w:tc>
+        <w:tc>
+          <w:tcPr>
+            <w:tcW w:type="dxa" w:w="1350"/>
+            <w:tcMar>
+              <w:top w:type="dxa" w:w="80"/>
+              <w:left w:type="dxa" w:w="120"/>
+              <w:bottom w:type="dxa" w:w="80"/>
+              <w:right w:type="dxa" w:w="120"/>
+            </w:tcMar>
+          </w:tcPr>
+          <w:p>
+            <w:pPr>
+              <w:jc w:val="center"/>
+            </w:pPr>
+            <w:r>
+              <w:rPr>
+                <w:b/>
+                <w:bCs/>
+                <w:color w:val="1F3864"/>
+                <w:sz w:val="20"/>
+                <w:szCs w:val="20"/>
+              </w:rPr>
+              <w:t xml:space="preserve">48,90 €</w:t>
+            </w:r>
+          </w:p>
+        </w:tc>
+      </w:tr>
+      <w:tr>
+        <w:tc>
+          <w:tcPr>
+            <w:tcW w:type="dxa" w:w="1000"/>
+            <w:tcMar>
+              <w:top w:type="dxa" w:w="80"/>
+              <w:left w:type="dxa" w:w="120"/>
+              <w:bottom w:type="dxa" w:w="80"/>
+              <w:right w:type="dxa" w:w="120"/>
+            </w:tcMar>
+          </w:tcPr>
+          <w:p>
+            <w:pPr>
+              <w:jc w:val="left"/>
+            </w:pPr>
+            <w:r>
+              <w:rPr>
+                <w:b w:val="false"/>
+                <w:bCs w:val="false"/>
+                <w:sz w:val="20"/>
+                <w:szCs w:val="20"/>
+              </w:rPr>
+              <w:t xml:space="preserve">4.3.1.2</w:t>
+            </w:r>
+          </w:p>
+        </w:tc>
+        <w:tc>
+          <w:tcPr>
+            <w:tcW w:type="dxa" w:w="3400"/>
+            <w:tcMar>
+              <w:top w:type="dxa" w:w="80"/>
+              <w:left w:type="dxa" w:w="120"/>
+              <w:bottom w:type="dxa" w:w="80"/>
+              <w:right w:type="dxa" w:w="120"/>
+            </w:tcMar>
+          </w:tcPr>
+          <w:p>
+            <w:pPr>
+              <w:jc w:val="left"/>
+            </w:pPr>
+            <w:r>
+              <w:rPr>
+                <w:b w:val="false"/>
+                <w:bCs w:val="false"/>
+                <w:sz w:val="20"/>
+                <w:szCs w:val="20"/>
+              </w:rPr>
+              <w:t xml:space="preserve">Revêtement de sol douche</w:t>
+            </w:r>
+          </w:p>
+        </w:tc>
+        <w:tc>
+          <w:tcPr>
+            <w:tcW w:type="dxa" w:w="1400"/>
+            <w:tcMar>
+              <w:top w:type="dxa" w:w="80"/>
+              <w:left w:type="dxa" w:w="120"/>
+              <w:bottom w:type="dxa" w:w="80"/>
+              <w:right w:type="dxa" w:w="120"/>
+            </w:tcMar>
+          </w:tcPr>
+          <w:p>
+            <w:pPr>
+              <w:jc w:val="center"/>
+            </w:pPr>
+            <w:r>
+              <w:rPr>
+                <w:b w:val="false"/>
+                <w:bCs w:val="false"/>
+                <w:sz w:val="20"/>
+                <w:szCs w:val="20"/>
+              </w:rPr>
+              <w:t xml:space="preserve">50 m²</w:t>
+            </w:r>
+          </w:p>
+        </w:tc>
+        <w:tc>
+          <w:tcPr>
+            <w:tcW w:type="dxa" w:w="1350"/>
+            <w:tcMar>
+              <w:top w:type="dxa" w:w="80"/>
+              <w:left w:type="dxa" w:w="120"/>
+              <w:bottom w:type="dxa" w:w="80"/>
+              <w:right w:type="dxa" w:w="120"/>
+            </w:tcMar>
+          </w:tcPr>
+          <w:p>
+            <w:pPr>
+              <w:jc w:val="center"/>
+            </w:pPr>
+            <w:r>
+              <w:rPr>
+                <w:b w:val="false"/>
+                <w:bCs w:val="false"/>
+                <w:sz w:val="20"/>
+                <w:szCs w:val="20"/>
+              </w:rPr>
+              <w:t xml:space="preserve">38,30 €</w:t>
+            </w:r>
+          </w:p>
+        </w:tc>
+        <w:tc>
+          <w:tcPr>
+            <w:tcW w:type="dxa" w:w="1350"/>
+            <w:tcMar>
+              <w:top w:type="dxa" w:w="80"/>
+              <w:left w:type="dxa" w:w="120"/>
+              <w:bottom w:type="dxa" w:w="80"/>
+              <w:right w:type="dxa" w:w="120"/>
+            </w:tcMar>
+          </w:tcPr>
+          <w:p>
+            <w:pPr>
+              <w:jc w:val="center"/>
+            </w:pPr>
+            <w:r>
+              <w:rPr>
+                <w:b/>
+                <w:bCs/>
+                <w:color w:val="1F3864"/>
+                <w:sz w:val="20"/>
+                <w:szCs w:val="20"/>
+              </w:rPr>
+              <w:t xml:space="preserve">38,90 €</w:t>
+            </w:r>
+          </w:p>
+        </w:tc>
+      </w:tr>
+    </w:tbl>
+    <w:p>
+      <w:pPr>
+        <w:spacing w:before="220"/>
+      </w:pPr>
+    </w:p>
+    <w:p>
+      <w:pPr>
+        <w:spacing w:after="140"/>
+        <w:jc w:val="both"/>
+      </w:pPr>
+      <w:r>
+        <w:rPr>
+          <w:sz w:val="21"/>
+          <w:szCs w:val="21"/>
+        </w:rPr>
+        <w:t xml:space="preserve">Tous les autres postes de la DPGF, ainsi que l'ensemble des quantités, restent strictement inchangés par rapport à notre offre initiale.</w:t>
       </w:r>
     </w:p>
     <w:tbl>
@@ -1325,7 +2268,7 @@
                 <w:sz w:val="20"/>
                 <w:szCs w:val="20"/>
               </w:rPr>
-              <w:t xml:space="preserve">56 255,95 € HT</w:t>
+              <w:t xml:space="preserve">56 785,70 € HT</w:t>
             </w:r>
           </w:p>
         </w:tc>
@@ -1350,8 +2293,8 @@
                 <w:sz w:val="20"/>
                 <w:szCs w:val="20"/>
               </w:rPr>
-              <w:t xml:space="preserve">+ 440,00 € HT
-(+ 0,79 %)</w:t>
+              <w:t xml:space="preserve">+ 969,75 € HT
+(+ 1,74 %)</w:t>
             </w:r>
           </w:p>
         </w:tc>
@@ -1372,7 +2315,7 @@
           <w:sz w:val="21"/>
           <w:szCs w:val="21"/>
         </w:rPr>
-        <w:t xml:space="preserve">Le montant total de notre offre pour le Lot 3 « Peintures et Sols » est ainsi porté de 55 815,95 € HT à 56 255,95 € HT, cette variation résultant exclusivement de l'ajustement du poste 3.3.3 exposé ci-dessus. Vous trouverez ci-joints l'acte d'engagement et la DPGF actualisés, complétés et signés électroniquement, conformément aux modalités précisées dans votre courrier du 10/08/2026.</w:t>
+        <w:t xml:space="preserve">Le montant total de notre offre pour le Lot 3 « Peintures et Sols » est ainsi porté de 55 815,95 € HT à 56 785,70 € HT. Cette actualisation, limitée aux six postes identifiés ci-dessus, reflète notre volonté de vous soumettre un chiffrage sincère et tenu, garant de la parfaite exécution des prestations jusqu'à la réception. Vous trouverez ci-joints l'acte d'engagement et la DPGF actualisés, complétés et signés électroniquement, conformément aux modalités précisées dans votre courrier du 10/08/2026.</w:t>
       </w:r>
     </w:p>
     <w:p>

--- a/livrables/Reponse_negociation_26TV265BRC_Lot3.docx
+++ b/livrables/Reponse_negociation_26TV265BRC_Lot3.docx
@@ -1175,6 +1175,19 @@
           <w:szCs w:val="21"/>
         </w:rPr>
         <w:t xml:space="preserve">Conformément à votre demande, nous avons réexaminé en détail l'ensemble des postes de dépenses de la DPGF. Cette analyse de nos coûts de revient nous conduit à maintenir l'intégralité de nos prix initiaux sur la grande majorité des postes, à l'exception de six d'entre eux dont le prix unitaire est ajusté afin de garantir un chiffrage sincère, couvrant l'ensemble des sujétions d'exécution, sans dégrader le niveau de qualité décrit dans notre mémoire technique ni modifier le format de la DPGF :</w:t>
+      </w:r>
+    </w:p>
+    <w:p>
+      <w:pPr>
+        <w:spacing w:after="140"/>
+        <w:jc w:val="both"/>
+      </w:pPr>
+      <w:r>
+        <w:rPr>
+          <w:sz w:val="21"/>
+          <w:szCs w:val="21"/>
+        </w:rPr>
+        <w:t xml:space="preserve">Notre offre est en hausse et non en baisse : cet écart s'explique principalement par le poste 3.3.3 – Peinture calorique (radiateurs), dont le prix unitaire, jugé trop faible, est porté de 35,00 € à 55,00 € HT (soit + 440,00 € HT sur les 22 radiateurs, cf. décomposition ci-avant). Cette seule correction représente plus de 45 % de l'écart total ; les cinq autres postes ajustés ci-dessous ne font l'objet que de compléments marginaux, nécessaires pour maintenir la cohérence et la sincérité de notre chiffrage sur l'ensemble de la prestation.</w:t>
       </w:r>
     </w:p>
     <w:tbl>

--- a/livrables/Reponse_negociation_26TV265BRC_Lot3.docx
+++ b/livrables/Reponse_negociation_26TV265BRC_Lot3.docx
@@ -1174,7 +1174,7 @@
           <w:sz w:val="21"/>
           <w:szCs w:val="21"/>
         </w:rPr>
-        <w:t xml:space="preserve">Conformément à votre demande, nous avons réexaminé en détail l'ensemble des postes de dépenses de la DPGF. Cette analyse de nos coûts de revient nous conduit à maintenir l'intégralité de nos prix initiaux sur la grande majorité des postes, à l'exception de six d'entre eux dont le prix unitaire est ajusté afin de garantir un chiffrage sincère, couvrant l'ensemble des sujétions d'exécution, sans dégrader le niveau de qualité décrit dans notre mémoire technique ni modifier le format de la DPGF :</w:t>
+        <w:t xml:space="preserve">Conformément à votre demande, nous avons réexaminé en détail l'ensemble des postes de dépenses de la DPGF. Cette analyse nous conduit à maintenir l'intégralité de nos prix initiaux, à l'exception du poste 3.3.3 – Peinture calorique (radiateurs), dont le prix unitaire est réévalué de 35,00 € HT à 55,00 € HT afin de garantir un chiffrage sincère couvrant l'ensemble des sujétions de cette prestation, sans dégrader le niveau de qualité décrit dans notre mémoire technique ni modifier le format de la DPGF.</w:t>
       </w:r>
     </w:p>
     <w:p>
@@ -1187,950 +1187,7 @@
           <w:sz w:val="21"/>
           <w:szCs w:val="21"/>
         </w:rPr>
-        <w:t xml:space="preserve">Notre offre est en hausse et non en baisse : cet écart s'explique principalement par le poste 3.3.3 – Peinture calorique (radiateurs), dont le prix unitaire, jugé trop faible, est porté de 35,00 € à 55,00 € HT (soit + 440,00 € HT sur les 22 radiateurs, cf. décomposition ci-avant). Cette seule correction représente plus de 45 % de l'écart total ; les cinq autres postes ajustés ci-dessous ne font l'objet que de compléments marginaux, nécessaires pour maintenir la cohérence et la sincérité de notre chiffrage sur l'ensemble de la prestation.</w:t>
-      </w:r>
-    </w:p>
-    <w:tbl>
-      <w:tblPr>
-        <w:tblW w:type="dxa" w:w="8500"/>
-        <w:tblBorders>
-          <w:top w:val="single" w:color="auto" w:sz="4"/>
-          <w:left w:val="single" w:color="auto" w:sz="4"/>
-          <w:bottom w:val="single" w:color="auto" w:sz="4"/>
-          <w:right w:val="single" w:color="auto" w:sz="4"/>
-          <w:insideH w:val="single" w:color="auto" w:sz="4"/>
-          <w:insideV w:val="single" w:color="auto" w:sz="4"/>
-        </w:tblBorders>
-      </w:tblPr>
-      <w:tblGrid>
-        <w:gridCol w:w="1000"/>
-        <w:gridCol w:w="3400"/>
-        <w:gridCol w:w="1400"/>
-        <w:gridCol w:w="1350"/>
-        <w:gridCol w:w="1350"/>
-      </w:tblGrid>
-      <w:tr>
-        <w:tc>
-          <w:tcPr>
-            <w:tcW w:type="dxa" w:w="1000"/>
-            <w:shd w:fill="1F3864" w:val="clear"/>
-            <w:tcMar>
-              <w:top w:type="dxa" w:w="80"/>
-              <w:left w:type="dxa" w:w="120"/>
-              <w:bottom w:type="dxa" w:w="80"/>
-              <w:right w:type="dxa" w:w="120"/>
-            </w:tcMar>
-          </w:tcPr>
-          <w:p>
-            <w:pPr>
-              <w:jc w:val="left"/>
-            </w:pPr>
-            <w:r>
-              <w:rPr>
-                <w:b/>
-                <w:bCs/>
-                <w:color w:val="FFFFFF"/>
-                <w:sz w:val="20"/>
-                <w:szCs w:val="20"/>
-              </w:rPr>
-              <w:t xml:space="preserve">Poste</w:t>
-            </w:r>
-          </w:p>
-        </w:tc>
-        <w:tc>
-          <w:tcPr>
-            <w:tcW w:type="dxa" w:w="3400"/>
-            <w:shd w:fill="1F3864" w:val="clear"/>
-            <w:tcMar>
-              <w:top w:type="dxa" w:w="80"/>
-              <w:left w:type="dxa" w:w="120"/>
-              <w:bottom w:type="dxa" w:w="80"/>
-              <w:right w:type="dxa" w:w="120"/>
-            </w:tcMar>
-          </w:tcPr>
-          <w:p>
-            <w:pPr>
-              <w:jc w:val="left"/>
-            </w:pPr>
-            <w:r>
-              <w:rPr>
-                <w:b/>
-                <w:bCs/>
-                <w:color w:val="FFFFFF"/>
-                <w:sz w:val="20"/>
-                <w:szCs w:val="20"/>
-              </w:rPr>
-              <w:t xml:space="preserve">Désignation</w:t>
-            </w:r>
-          </w:p>
-        </w:tc>
-        <w:tc>
-          <w:tcPr>
-            <w:tcW w:type="dxa" w:w="1400"/>
-            <w:shd w:fill="1F3864" w:val="clear"/>
-            <w:tcMar>
-              <w:top w:type="dxa" w:w="80"/>
-              <w:left w:type="dxa" w:w="120"/>
-              <w:bottom w:type="dxa" w:w="80"/>
-              <w:right w:type="dxa" w:w="120"/>
-            </w:tcMar>
-          </w:tcPr>
-          <w:p>
-            <w:pPr>
-              <w:jc w:val="center"/>
-            </w:pPr>
-            <w:r>
-              <w:rPr>
-                <w:b/>
-                <w:bCs/>
-                <w:color w:val="FFFFFF"/>
-                <w:sz w:val="20"/>
-                <w:szCs w:val="20"/>
-              </w:rPr>
-              <w:t xml:space="preserve">Quantité</w:t>
-            </w:r>
-          </w:p>
-        </w:tc>
-        <w:tc>
-          <w:tcPr>
-            <w:tcW w:type="dxa" w:w="1350"/>
-            <w:shd w:fill="1F3864" w:val="clear"/>
-            <w:tcMar>
-              <w:top w:type="dxa" w:w="80"/>
-              <w:left w:type="dxa" w:w="120"/>
-              <w:bottom w:type="dxa" w:w="80"/>
-              <w:right w:type="dxa" w:w="120"/>
-            </w:tcMar>
-          </w:tcPr>
-          <w:p>
-            <w:pPr>
-              <w:jc w:val="center"/>
-            </w:pPr>
-            <w:r>
-              <w:rPr>
-                <w:b/>
-                <w:bCs/>
-                <w:color w:val="FFFFFF"/>
-                <w:sz w:val="20"/>
-                <w:szCs w:val="20"/>
-              </w:rPr>
-              <w:t xml:space="preserve">PU initial</w:t>
-            </w:r>
-          </w:p>
-        </w:tc>
-        <w:tc>
-          <w:tcPr>
-            <w:tcW w:type="dxa" w:w="1350"/>
-            <w:shd w:fill="1F3864" w:val="clear"/>
-            <w:tcMar>
-              <w:top w:type="dxa" w:w="80"/>
-              <w:left w:type="dxa" w:w="120"/>
-              <w:bottom w:type="dxa" w:w="80"/>
-              <w:right w:type="dxa" w:w="120"/>
-            </w:tcMar>
-          </w:tcPr>
-          <w:p>
-            <w:pPr>
-              <w:jc w:val="center"/>
-            </w:pPr>
-            <w:r>
-              <w:rPr>
-                <w:b/>
-                <w:bCs/>
-                <w:color w:val="FFFFFF"/>
-                <w:sz w:val="20"/>
-                <w:szCs w:val="20"/>
-              </w:rPr>
-              <w:t xml:space="preserve">PU actualisé</w:t>
-            </w:r>
-          </w:p>
-        </w:tc>
-      </w:tr>
-      <w:tr>
-        <w:tc>
-          <w:tcPr>
-            <w:tcW w:type="dxa" w:w="1000"/>
-            <w:tcMar>
-              <w:top w:type="dxa" w:w="80"/>
-              <w:left w:type="dxa" w:w="120"/>
-              <w:bottom w:type="dxa" w:w="80"/>
-              <w:right w:type="dxa" w:w="120"/>
-            </w:tcMar>
-          </w:tcPr>
-          <w:p>
-            <w:pPr>
-              <w:jc w:val="left"/>
-            </w:pPr>
-            <w:r>
-              <w:rPr>
-                <w:b w:val="false"/>
-                <w:bCs w:val="false"/>
-                <w:sz w:val="20"/>
-                <w:szCs w:val="20"/>
-              </w:rPr>
-              <w:t xml:space="preserve">3.3.1.1</w:t>
-            </w:r>
-          </w:p>
-        </w:tc>
-        <w:tc>
-          <w:tcPr>
-            <w:tcW w:type="dxa" w:w="3400"/>
-            <w:tcMar>
-              <w:top w:type="dxa" w:w="80"/>
-              <w:left w:type="dxa" w:w="120"/>
-              <w:bottom w:type="dxa" w:w="80"/>
-              <w:right w:type="dxa" w:w="120"/>
-            </w:tcMar>
-          </w:tcPr>
-          <w:p>
-            <w:pPr>
-              <w:jc w:val="left"/>
-            </w:pPr>
-            <w:r>
-              <w:rPr>
-                <w:b w:val="false"/>
-                <w:bCs w:val="false"/>
-                <w:sz w:val="20"/>
-                <w:szCs w:val="20"/>
-              </w:rPr>
-              <w:t xml:space="preserve">Peinture satinée (mur)</w:t>
-            </w:r>
-          </w:p>
-        </w:tc>
-        <w:tc>
-          <w:tcPr>
-            <w:tcW w:type="dxa" w:w="1400"/>
-            <w:tcMar>
-              <w:top w:type="dxa" w:w="80"/>
-              <w:left w:type="dxa" w:w="120"/>
-              <w:bottom w:type="dxa" w:w="80"/>
-              <w:right w:type="dxa" w:w="120"/>
-            </w:tcMar>
-          </w:tcPr>
-          <w:p>
-            <w:pPr>
-              <w:jc w:val="center"/>
-            </w:pPr>
-            <w:r>
-              <w:rPr>
-                <w:b w:val="false"/>
-                <w:bCs w:val="false"/>
-                <w:sz w:val="20"/>
-                <w:szCs w:val="20"/>
-              </w:rPr>
-              <w:t xml:space="preserve">806 m²</w:t>
-            </w:r>
-          </w:p>
-        </w:tc>
-        <w:tc>
-          <w:tcPr>
-            <w:tcW w:type="dxa" w:w="1350"/>
-            <w:tcMar>
-              <w:top w:type="dxa" w:w="80"/>
-              <w:left w:type="dxa" w:w="120"/>
-              <w:bottom w:type="dxa" w:w="80"/>
-              <w:right w:type="dxa" w:w="120"/>
-            </w:tcMar>
-          </w:tcPr>
-          <w:p>
-            <w:pPr>
-              <w:jc w:val="center"/>
-            </w:pPr>
-            <w:r>
-              <w:rPr>
-                <w:b w:val="false"/>
-                <w:bCs w:val="false"/>
-                <w:sz w:val="20"/>
-                <w:szCs w:val="20"/>
-              </w:rPr>
-              <w:t xml:space="preserve">8,25 €</w:t>
-            </w:r>
-          </w:p>
-        </w:tc>
-        <w:tc>
-          <w:tcPr>
-            <w:tcW w:type="dxa" w:w="1350"/>
-            <w:tcMar>
-              <w:top w:type="dxa" w:w="80"/>
-              <w:left w:type="dxa" w:w="120"/>
-              <w:bottom w:type="dxa" w:w="80"/>
-              <w:right w:type="dxa" w:w="120"/>
-            </w:tcMar>
-          </w:tcPr>
-          <w:p>
-            <w:pPr>
-              <w:jc w:val="center"/>
-            </w:pPr>
-            <w:r>
-              <w:rPr>
-                <w:b/>
-                <w:bCs/>
-                <w:color w:val="1F3864"/>
-                <w:sz w:val="20"/>
-                <w:szCs w:val="20"/>
-              </w:rPr>
-              <w:t xml:space="preserve">8,50 €</w:t>
-            </w:r>
-          </w:p>
-        </w:tc>
-      </w:tr>
-      <w:tr>
-        <w:tc>
-          <w:tcPr>
-            <w:tcW w:type="dxa" w:w="1000"/>
-            <w:tcMar>
-              <w:top w:type="dxa" w:w="80"/>
-              <w:left w:type="dxa" w:w="120"/>
-              <w:bottom w:type="dxa" w:w="80"/>
-              <w:right w:type="dxa" w:w="120"/>
-            </w:tcMar>
-          </w:tcPr>
-          <w:p>
-            <w:pPr>
-              <w:jc w:val="left"/>
-            </w:pPr>
-            <w:r>
-              <w:rPr>
-                <w:b w:val="false"/>
-                <w:bCs w:val="false"/>
-                <w:sz w:val="20"/>
-                <w:szCs w:val="20"/>
-              </w:rPr>
-              <w:t xml:space="preserve">3.3.1.2</w:t>
-            </w:r>
-          </w:p>
-        </w:tc>
-        <w:tc>
-          <w:tcPr>
-            <w:tcW w:type="dxa" w:w="3400"/>
-            <w:tcMar>
-              <w:top w:type="dxa" w:w="80"/>
-              <w:left w:type="dxa" w:w="120"/>
-              <w:bottom w:type="dxa" w:w="80"/>
-              <w:right w:type="dxa" w:w="120"/>
-            </w:tcMar>
-          </w:tcPr>
-          <w:p>
-            <w:pPr>
-              <w:jc w:val="left"/>
-            </w:pPr>
-            <w:r>
-              <w:rPr>
-                <w:b w:val="false"/>
-                <w:bCs w:val="false"/>
-                <w:sz w:val="20"/>
-                <w:szCs w:val="20"/>
-              </w:rPr>
-              <w:t xml:space="preserve">Peinture mate (plafond)</w:t>
-            </w:r>
-          </w:p>
-        </w:tc>
-        <w:tc>
-          <w:tcPr>
-            <w:tcW w:type="dxa" w:w="1400"/>
-            <w:tcMar>
-              <w:top w:type="dxa" w:w="80"/>
-              <w:left w:type="dxa" w:w="120"/>
-              <w:bottom w:type="dxa" w:w="80"/>
-              <w:right w:type="dxa" w:w="120"/>
-            </w:tcMar>
-          </w:tcPr>
-          <w:p>
-            <w:pPr>
-              <w:jc w:val="center"/>
-            </w:pPr>
-            <w:r>
-              <w:rPr>
-                <w:b w:val="false"/>
-                <w:bCs w:val="false"/>
-                <w:sz w:val="20"/>
-                <w:szCs w:val="20"/>
-              </w:rPr>
-              <w:t xml:space="preserve">265 m²</w:t>
-            </w:r>
-          </w:p>
-        </w:tc>
-        <w:tc>
-          <w:tcPr>
-            <w:tcW w:type="dxa" w:w="1350"/>
-            <w:tcMar>
-              <w:top w:type="dxa" w:w="80"/>
-              <w:left w:type="dxa" w:w="120"/>
-              <w:bottom w:type="dxa" w:w="80"/>
-              <w:right w:type="dxa" w:w="120"/>
-            </w:tcMar>
-          </w:tcPr>
-          <w:p>
-            <w:pPr>
-              <w:jc w:val="center"/>
-            </w:pPr>
-            <w:r>
-              <w:rPr>
-                <w:b w:val="false"/>
-                <w:bCs w:val="false"/>
-                <w:sz w:val="20"/>
-                <w:szCs w:val="20"/>
-              </w:rPr>
-              <w:t xml:space="preserve">8,25 €</w:t>
-            </w:r>
-          </w:p>
-        </w:tc>
-        <w:tc>
-          <w:tcPr>
-            <w:tcW w:type="dxa" w:w="1350"/>
-            <w:tcMar>
-              <w:top w:type="dxa" w:w="80"/>
-              <w:left w:type="dxa" w:w="120"/>
-              <w:bottom w:type="dxa" w:w="80"/>
-              <w:right w:type="dxa" w:w="120"/>
-            </w:tcMar>
-          </w:tcPr>
-          <w:p>
-            <w:pPr>
-              <w:jc w:val="center"/>
-            </w:pPr>
-            <w:r>
-              <w:rPr>
-                <w:b/>
-                <w:bCs/>
-                <w:color w:val="1F3864"/>
-                <w:sz w:val="20"/>
-                <w:szCs w:val="20"/>
-              </w:rPr>
-              <w:t xml:space="preserve">8,50 €</w:t>
-            </w:r>
-          </w:p>
-        </w:tc>
-      </w:tr>
-      <w:tr>
-        <w:tc>
-          <w:tcPr>
-            <w:tcW w:type="dxa" w:w="1000"/>
-            <w:tcMar>
-              <w:top w:type="dxa" w:w="80"/>
-              <w:left w:type="dxa" w:w="120"/>
-              <w:bottom w:type="dxa" w:w="80"/>
-              <w:right w:type="dxa" w:w="120"/>
-            </w:tcMar>
-          </w:tcPr>
-          <w:p>
-            <w:pPr>
-              <w:jc w:val="left"/>
-            </w:pPr>
-            <w:r>
-              <w:rPr>
-                <w:b w:val="false"/>
-                <w:bCs w:val="false"/>
-                <w:sz w:val="20"/>
-                <w:szCs w:val="20"/>
-              </w:rPr>
-              <w:t xml:space="preserve">3.3.3</w:t>
-            </w:r>
-          </w:p>
-        </w:tc>
-        <w:tc>
-          <w:tcPr>
-            <w:tcW w:type="dxa" w:w="3400"/>
-            <w:tcMar>
-              <w:top w:type="dxa" w:w="80"/>
-              <w:left w:type="dxa" w:w="120"/>
-              <w:bottom w:type="dxa" w:w="80"/>
-              <w:right w:type="dxa" w:w="120"/>
-            </w:tcMar>
-          </w:tcPr>
-          <w:p>
-            <w:pPr>
-              <w:jc w:val="left"/>
-            </w:pPr>
-            <w:r>
-              <w:rPr>
-                <w:b w:val="false"/>
-                <w:bCs w:val="false"/>
-                <w:sz w:val="20"/>
-                <w:szCs w:val="20"/>
-              </w:rPr>
-              <w:t xml:space="preserve">Peinture calorique (radiateurs)</w:t>
-            </w:r>
-          </w:p>
-        </w:tc>
-        <w:tc>
-          <w:tcPr>
-            <w:tcW w:type="dxa" w:w="1400"/>
-            <w:tcMar>
-              <w:top w:type="dxa" w:w="80"/>
-              <w:left w:type="dxa" w:w="120"/>
-              <w:bottom w:type="dxa" w:w="80"/>
-              <w:right w:type="dxa" w:w="120"/>
-            </w:tcMar>
-          </w:tcPr>
-          <w:p>
-            <w:pPr>
-              <w:jc w:val="center"/>
-            </w:pPr>
-            <w:r>
-              <w:rPr>
-                <w:b w:val="false"/>
-                <w:bCs w:val="false"/>
-                <w:sz w:val="20"/>
-                <w:szCs w:val="20"/>
-              </w:rPr>
-              <w:t xml:space="preserve">22 u</w:t>
-            </w:r>
-          </w:p>
-        </w:tc>
-        <w:tc>
-          <w:tcPr>
-            <w:tcW w:type="dxa" w:w="1350"/>
-            <w:tcMar>
-              <w:top w:type="dxa" w:w="80"/>
-              <w:left w:type="dxa" w:w="120"/>
-              <w:bottom w:type="dxa" w:w="80"/>
-              <w:right w:type="dxa" w:w="120"/>
-            </w:tcMar>
-          </w:tcPr>
-          <w:p>
-            <w:pPr>
-              <w:jc w:val="center"/>
-            </w:pPr>
-            <w:r>
-              <w:rPr>
-                <w:b w:val="false"/>
-                <w:bCs w:val="false"/>
-                <w:sz w:val="20"/>
-                <w:szCs w:val="20"/>
-              </w:rPr>
-              <w:t xml:space="preserve">35,00 €</w:t>
-            </w:r>
-          </w:p>
-        </w:tc>
-        <w:tc>
-          <w:tcPr>
-            <w:tcW w:type="dxa" w:w="1350"/>
-            <w:tcMar>
-              <w:top w:type="dxa" w:w="80"/>
-              <w:left w:type="dxa" w:w="120"/>
-              <w:bottom w:type="dxa" w:w="80"/>
-              <w:right w:type="dxa" w:w="120"/>
-            </w:tcMar>
-          </w:tcPr>
-          <w:p>
-            <w:pPr>
-              <w:jc w:val="center"/>
-            </w:pPr>
-            <w:r>
-              <w:rPr>
-                <w:b/>
-                <w:bCs/>
-                <w:color w:val="1F3864"/>
-                <w:sz w:val="20"/>
-                <w:szCs w:val="20"/>
-              </w:rPr>
-              <w:t xml:space="preserve">55,00 €</w:t>
-            </w:r>
-          </w:p>
-        </w:tc>
-      </w:tr>
-      <w:tr>
-        <w:tc>
-          <w:tcPr>
-            <w:tcW w:type="dxa" w:w="1000"/>
-            <w:tcMar>
-              <w:top w:type="dxa" w:w="80"/>
-              <w:left w:type="dxa" w:w="120"/>
-              <w:bottom w:type="dxa" w:w="80"/>
-              <w:right w:type="dxa" w:w="120"/>
-            </w:tcMar>
-          </w:tcPr>
-          <w:p>
-            <w:pPr>
-              <w:jc w:val="left"/>
-            </w:pPr>
-            <w:r>
-              <w:rPr>
-                <w:b w:val="false"/>
-                <w:bCs w:val="false"/>
-                <w:sz w:val="20"/>
-                <w:szCs w:val="20"/>
-              </w:rPr>
-              <w:t xml:space="preserve">3.4</w:t>
-            </w:r>
-          </w:p>
-        </w:tc>
-        <w:tc>
-          <w:tcPr>
-            <w:tcW w:type="dxa" w:w="3400"/>
-            <w:tcMar>
-              <w:top w:type="dxa" w:w="80"/>
-              <w:left w:type="dxa" w:w="120"/>
-              <w:bottom w:type="dxa" w:w="80"/>
-              <w:right w:type="dxa" w:w="120"/>
-            </w:tcMar>
-          </w:tcPr>
-          <w:p>
-            <w:pPr>
-              <w:jc w:val="left"/>
-            </w:pPr>
-            <w:r>
-              <w:rPr>
-                <w:b w:val="false"/>
-                <w:bCs w:val="false"/>
-                <w:sz w:val="20"/>
-                <w:szCs w:val="20"/>
-              </w:rPr>
-              <w:t xml:space="preserve">Nettoyages de mise en service</w:t>
-            </w:r>
-          </w:p>
-        </w:tc>
-        <w:tc>
-          <w:tcPr>
-            <w:tcW w:type="dxa" w:w="1400"/>
-            <w:tcMar>
-              <w:top w:type="dxa" w:w="80"/>
-              <w:left w:type="dxa" w:w="120"/>
-              <w:bottom w:type="dxa" w:w="80"/>
-              <w:right w:type="dxa" w:w="120"/>
-            </w:tcMar>
-          </w:tcPr>
-          <w:p>
-            <w:pPr>
-              <w:jc w:val="center"/>
-            </w:pPr>
-            <w:r>
-              <w:rPr>
-                <w:b w:val="false"/>
-                <w:bCs w:val="false"/>
-                <w:sz w:val="20"/>
-                <w:szCs w:val="20"/>
-              </w:rPr>
-              <w:t xml:space="preserve">1 ens</w:t>
-            </w:r>
-          </w:p>
-        </w:tc>
-        <w:tc>
-          <w:tcPr>
-            <w:tcW w:type="dxa" w:w="1350"/>
-            <w:tcMar>
-              <w:top w:type="dxa" w:w="80"/>
-              <w:left w:type="dxa" w:w="120"/>
-              <w:bottom w:type="dxa" w:w="80"/>
-              <w:right w:type="dxa" w:w="120"/>
-            </w:tcMar>
-          </w:tcPr>
-          <w:p>
-            <w:pPr>
-              <w:jc w:val="center"/>
-            </w:pPr>
-            <w:r>
-              <w:rPr>
-                <w:b w:val="false"/>
-                <w:bCs w:val="false"/>
-                <w:sz w:val="20"/>
-                <w:szCs w:val="20"/>
-              </w:rPr>
-              <w:t xml:space="preserve">1 800,00 €</w:t>
-            </w:r>
-          </w:p>
-        </w:tc>
-        <w:tc>
-          <w:tcPr>
-            <w:tcW w:type="dxa" w:w="1350"/>
-            <w:tcMar>
-              <w:top w:type="dxa" w:w="80"/>
-              <w:left w:type="dxa" w:w="120"/>
-              <w:bottom w:type="dxa" w:w="80"/>
-              <w:right w:type="dxa" w:w="120"/>
-            </w:tcMar>
-          </w:tcPr>
-          <w:p>
-            <w:pPr>
-              <w:jc w:val="center"/>
-            </w:pPr>
-            <w:r>
-              <w:rPr>
-                <w:b/>
-                <w:bCs/>
-                <w:color w:val="1F3864"/>
-                <w:sz w:val="20"/>
-                <w:szCs w:val="20"/>
-              </w:rPr>
-              <w:t xml:space="preserve">1 900,00 €</w:t>
-            </w:r>
-          </w:p>
-        </w:tc>
-      </w:tr>
-      <w:tr>
-        <w:tc>
-          <w:tcPr>
-            <w:tcW w:type="dxa" w:w="1000"/>
-            <w:tcMar>
-              <w:top w:type="dxa" w:w="80"/>
-              <w:left w:type="dxa" w:w="120"/>
-              <w:bottom w:type="dxa" w:w="80"/>
-              <w:right w:type="dxa" w:w="120"/>
-            </w:tcMar>
-          </w:tcPr>
-          <w:p>
-            <w:pPr>
-              <w:jc w:val="left"/>
-            </w:pPr>
-            <w:r>
-              <w:rPr>
-                <w:b w:val="false"/>
-                <w:bCs w:val="false"/>
-                <w:sz w:val="20"/>
-                <w:szCs w:val="20"/>
-              </w:rPr>
-              <w:t xml:space="preserve">4.3.1.1</w:t>
-            </w:r>
-          </w:p>
-        </w:tc>
-        <w:tc>
-          <w:tcPr>
-            <w:tcW w:type="dxa" w:w="3400"/>
-            <w:tcMar>
-              <w:top w:type="dxa" w:w="80"/>
-              <w:left w:type="dxa" w:w="120"/>
-              <w:bottom w:type="dxa" w:w="80"/>
-              <w:right w:type="dxa" w:w="120"/>
-            </w:tcMar>
-          </w:tcPr>
-          <w:p>
-            <w:pPr>
-              <w:jc w:val="left"/>
-            </w:pPr>
-            <w:r>
-              <w:rPr>
-                <w:b w:val="false"/>
-                <w:bCs w:val="false"/>
-                <w:sz w:val="20"/>
-                <w:szCs w:val="20"/>
-              </w:rPr>
-              <w:t xml:space="preserve">Revêtement mural type douche</w:t>
-            </w:r>
-          </w:p>
-        </w:tc>
-        <w:tc>
-          <w:tcPr>
-            <w:tcW w:type="dxa" w:w="1400"/>
-            <w:tcMar>
-              <w:top w:type="dxa" w:w="80"/>
-              <w:left w:type="dxa" w:w="120"/>
-              <w:bottom w:type="dxa" w:w="80"/>
-              <w:right w:type="dxa" w:w="120"/>
-            </w:tcMar>
-          </w:tcPr>
-          <w:p>
-            <w:pPr>
-              <w:jc w:val="center"/>
-            </w:pPr>
-            <w:r>
-              <w:rPr>
-                <w:b w:val="false"/>
-                <w:bCs w:val="false"/>
-                <w:sz w:val="20"/>
-                <w:szCs w:val="20"/>
-              </w:rPr>
-              <w:t xml:space="preserve">220 m²</w:t>
-            </w:r>
-          </w:p>
-        </w:tc>
-        <w:tc>
-          <w:tcPr>
-            <w:tcW w:type="dxa" w:w="1350"/>
-            <w:tcMar>
-              <w:top w:type="dxa" w:w="80"/>
-              <w:left w:type="dxa" w:w="120"/>
-              <w:bottom w:type="dxa" w:w="80"/>
-              <w:right w:type="dxa" w:w="120"/>
-            </w:tcMar>
-          </w:tcPr>
-          <w:p>
-            <w:pPr>
-              <w:jc w:val="center"/>
-            </w:pPr>
-            <w:r>
-              <w:rPr>
-                <w:b w:val="false"/>
-                <w:bCs w:val="false"/>
-                <w:sz w:val="20"/>
-                <w:szCs w:val="20"/>
-              </w:rPr>
-              <w:t xml:space="preserve">48,30 €</w:t>
-            </w:r>
-          </w:p>
-        </w:tc>
-        <w:tc>
-          <w:tcPr>
-            <w:tcW w:type="dxa" w:w="1350"/>
-            <w:tcMar>
-              <w:top w:type="dxa" w:w="80"/>
-              <w:left w:type="dxa" w:w="120"/>
-              <w:bottom w:type="dxa" w:w="80"/>
-              <w:right w:type="dxa" w:w="120"/>
-            </w:tcMar>
-          </w:tcPr>
-          <w:p>
-            <w:pPr>
-              <w:jc w:val="center"/>
-            </w:pPr>
-            <w:r>
-              <w:rPr>
-                <w:b/>
-                <w:bCs/>
-                <w:color w:val="1F3864"/>
-                <w:sz w:val="20"/>
-                <w:szCs w:val="20"/>
-              </w:rPr>
-              <w:t xml:space="preserve">48,90 €</w:t>
-            </w:r>
-          </w:p>
-        </w:tc>
-      </w:tr>
-      <w:tr>
-        <w:tc>
-          <w:tcPr>
-            <w:tcW w:type="dxa" w:w="1000"/>
-            <w:tcMar>
-              <w:top w:type="dxa" w:w="80"/>
-              <w:left w:type="dxa" w:w="120"/>
-              <w:bottom w:type="dxa" w:w="80"/>
-              <w:right w:type="dxa" w:w="120"/>
-            </w:tcMar>
-          </w:tcPr>
-          <w:p>
-            <w:pPr>
-              <w:jc w:val="left"/>
-            </w:pPr>
-            <w:r>
-              <w:rPr>
-                <w:b w:val="false"/>
-                <w:bCs w:val="false"/>
-                <w:sz w:val="20"/>
-                <w:szCs w:val="20"/>
-              </w:rPr>
-              <w:t xml:space="preserve">4.3.1.2</w:t>
-            </w:r>
-          </w:p>
-        </w:tc>
-        <w:tc>
-          <w:tcPr>
-            <w:tcW w:type="dxa" w:w="3400"/>
-            <w:tcMar>
-              <w:top w:type="dxa" w:w="80"/>
-              <w:left w:type="dxa" w:w="120"/>
-              <w:bottom w:type="dxa" w:w="80"/>
-              <w:right w:type="dxa" w:w="120"/>
-            </w:tcMar>
-          </w:tcPr>
-          <w:p>
-            <w:pPr>
-              <w:jc w:val="left"/>
-            </w:pPr>
-            <w:r>
-              <w:rPr>
-                <w:b w:val="false"/>
-                <w:bCs w:val="false"/>
-                <w:sz w:val="20"/>
-                <w:szCs w:val="20"/>
-              </w:rPr>
-              <w:t xml:space="preserve">Revêtement de sol douche</w:t>
-            </w:r>
-          </w:p>
-        </w:tc>
-        <w:tc>
-          <w:tcPr>
-            <w:tcW w:type="dxa" w:w="1400"/>
-            <w:tcMar>
-              <w:top w:type="dxa" w:w="80"/>
-              <w:left w:type="dxa" w:w="120"/>
-              <w:bottom w:type="dxa" w:w="80"/>
-              <w:right w:type="dxa" w:w="120"/>
-            </w:tcMar>
-          </w:tcPr>
-          <w:p>
-            <w:pPr>
-              <w:jc w:val="center"/>
-            </w:pPr>
-            <w:r>
-              <w:rPr>
-                <w:b w:val="false"/>
-                <w:bCs w:val="false"/>
-                <w:sz w:val="20"/>
-                <w:szCs w:val="20"/>
-              </w:rPr>
-              <w:t xml:space="preserve">50 m²</w:t>
-            </w:r>
-          </w:p>
-        </w:tc>
-        <w:tc>
-          <w:tcPr>
-            <w:tcW w:type="dxa" w:w="1350"/>
-            <w:tcMar>
-              <w:top w:type="dxa" w:w="80"/>
-              <w:left w:type="dxa" w:w="120"/>
-              <w:bottom w:type="dxa" w:w="80"/>
-              <w:right w:type="dxa" w:w="120"/>
-            </w:tcMar>
-          </w:tcPr>
-          <w:p>
-            <w:pPr>
-              <w:jc w:val="center"/>
-            </w:pPr>
-            <w:r>
-              <w:rPr>
-                <w:b w:val="false"/>
-                <w:bCs w:val="false"/>
-                <w:sz w:val="20"/>
-                <w:szCs w:val="20"/>
-              </w:rPr>
-              <w:t xml:space="preserve">38,30 €</w:t>
-            </w:r>
-          </w:p>
-        </w:tc>
-        <w:tc>
-          <w:tcPr>
-            <w:tcW w:type="dxa" w:w="1350"/>
-            <w:tcMar>
-              <w:top w:type="dxa" w:w="80"/>
-              <w:left w:type="dxa" w:w="120"/>
-              <w:bottom w:type="dxa" w:w="80"/>
-              <w:right w:type="dxa" w:w="120"/>
-            </w:tcMar>
-          </w:tcPr>
-          <w:p>
-            <w:pPr>
-              <w:jc w:val="center"/>
-            </w:pPr>
-            <w:r>
-              <w:rPr>
-                <w:b/>
-                <w:bCs/>
-                <w:color w:val="1F3864"/>
-                <w:sz w:val="20"/>
-                <w:szCs w:val="20"/>
-              </w:rPr>
-              <w:t xml:space="preserve">38,90 €</w:t>
-            </w:r>
-          </w:p>
-        </w:tc>
-      </w:tr>
-    </w:tbl>
-    <w:p>
-      <w:pPr>
-        <w:spacing w:before="220"/>
-      </w:pPr>
-    </w:p>
-    <w:p>
-      <w:pPr>
-        <w:spacing w:after="140"/>
-        <w:jc w:val="both"/>
-      </w:pPr>
-      <w:r>
-        <w:rPr>
-          <w:sz w:val="21"/>
-          <w:szCs w:val="21"/>
-        </w:rPr>
-        <w:t xml:space="preserve">Tous les autres postes de la DPGF, ainsi que l'ensemble des quantités, restent strictement inchangés par rapport à notre offre initiale.</w:t>
+        <w:t xml:space="preserve">Notre offre est en hausse et non en baisse : cet écart s'explique intégralement par le poste 3.3.3 – Peinture calorique (radiateurs), dont le prix unitaire, jugé trop faible pour couvrir sincèrement le coût réel de la prestation, est porté de 35,00 € à 55,00 € HT (soit + 440,00 € HT sur les 22 radiateurs, cf. décomposition ci-avant). Tous les autres postes de la DPGF, ainsi que l'ensemble des quantités, restent strictement inchangés par rapport à notre offre initiale.</w:t>
       </w:r>
     </w:p>
     <w:tbl>
@@ -2281,7 +1338,7 @@
                 <w:sz w:val="20"/>
                 <w:szCs w:val="20"/>
               </w:rPr>
-              <w:t xml:space="preserve">56 785,70 € HT</w:t>
+              <w:t xml:space="preserve">56 255,95 € HT</w:t>
             </w:r>
           </w:p>
         </w:tc>
@@ -2306,8 +1363,8 @@
                 <w:sz w:val="20"/>
                 <w:szCs w:val="20"/>
               </w:rPr>
-              <w:t xml:space="preserve">+ 969,75 € HT
-(+ 1,74 %)</w:t>
+              <w:t xml:space="preserve">+ 440,00 € HT
+(+ 0,79 %)</w:t>
             </w:r>
           </w:p>
         </w:tc>
@@ -2328,7 +1385,7 @@
           <w:sz w:val="21"/>
           <w:szCs w:val="21"/>
         </w:rPr>
-        <w:t xml:space="preserve">Le montant total de notre offre pour le Lot 3 « Peintures et Sols » est ainsi porté de 55 815,95 € HT à 56 785,70 € HT. Cette actualisation, limitée aux six postes identifiés ci-dessus, reflète notre volonté de vous soumettre un chiffrage sincère et tenu, garant de la parfaite exécution des prestations jusqu'à la réception. Vous trouverez ci-joints l'acte d'engagement et la DPGF actualisés, complétés et signés électroniquement, conformément aux modalités précisées dans votre courrier du 10/08/2026.</w:t>
+        <w:t xml:space="preserve">Le montant total de notre offre pour le Lot 3 « Peintures et Sols » est ainsi porté de 55 815,95 € HT à 56 255,95 € HT, cette variation résultant exclusivement de l'ajustement du poste 3.3.3 exposé ci-dessus. Vous trouverez ci-joints l'acte d'engagement et la DPGF actualisés, complétés et signés électroniquement, conformément aux modalités précisées dans votre courrier du 10/08/2026.</w:t>
       </w:r>
     </w:p>
     <w:p>

--- a/livrables/Reponse_negociation_26TV265BRC_Lot3.docx
+++ b/livrables/Reponse_negociation_26TV265BRC_Lot3.docx
@@ -1174,8 +1174,938 @@
           <w:sz w:val="21"/>
           <w:szCs w:val="21"/>
         </w:rPr>
-        <w:t xml:space="preserve">Conformément à votre demande, nous avons réexaminé en détail l'ensemble des postes de dépenses de la DPGF. Cette analyse nous conduit à maintenir l'intégralité de nos prix initiaux, à l'exception du poste 3.3.3 – Peinture calorique (radiateurs), dont le prix unitaire est réévalué de 35,00 € HT à 55,00 € HT afin de garantir un chiffrage sincère couvrant l'ensemble des sujétions de cette prestation, sans dégrader le niveau de qualité décrit dans notre mémoire technique ni modifier le format de la DPGF.</w:t>
-      </w:r>
+        <w:t xml:space="preserve">Conformément à votre demande, nous avons réexaminé en détail l'ensemble des postes de dépenses de la DPGF. Cette analyse de nos coûts de revient nous conduit à maintenir l'intégralité de nos prix initiaux sur la grande majorité des postes, à l'exception de six d'entre eux dont le prix unitaire est ajusté afin de garantir un chiffrage sincère, couvrant l'ensemble des sujétions d'exécution, sans dégrader le niveau de qualité décrit dans notre mémoire technique ni modifier le format de la DPGF :</w:t>
+      </w:r>
+    </w:p>
+    <w:tbl>
+      <w:tblPr>
+        <w:tblW w:type="dxa" w:w="8500"/>
+        <w:tblBorders>
+          <w:top w:val="single" w:color="auto" w:sz="4"/>
+          <w:left w:val="single" w:color="auto" w:sz="4"/>
+          <w:bottom w:val="single" w:color="auto" w:sz="4"/>
+          <w:right w:val="single" w:color="auto" w:sz="4"/>
+          <w:insideH w:val="single" w:color="auto" w:sz="4"/>
+          <w:insideV w:val="single" w:color="auto" w:sz="4"/>
+        </w:tblBorders>
+      </w:tblPr>
+      <w:tblGrid>
+        <w:gridCol w:w="1000"/>
+        <w:gridCol w:w="3400"/>
+        <w:gridCol w:w="1400"/>
+        <w:gridCol w:w="1350"/>
+        <w:gridCol w:w="1350"/>
+      </w:tblGrid>
+      <w:tr>
+        <w:tc>
+          <w:tcPr>
+            <w:tcW w:type="dxa" w:w="1000"/>
+            <w:shd w:fill="1F3864" w:val="clear"/>
+            <w:tcMar>
+              <w:top w:type="dxa" w:w="80"/>
+              <w:left w:type="dxa" w:w="120"/>
+              <w:bottom w:type="dxa" w:w="80"/>
+              <w:right w:type="dxa" w:w="120"/>
+            </w:tcMar>
+          </w:tcPr>
+          <w:p>
+            <w:pPr>
+              <w:jc w:val="left"/>
+            </w:pPr>
+            <w:r>
+              <w:rPr>
+                <w:b/>
+                <w:bCs/>
+                <w:color w:val="FFFFFF"/>
+                <w:sz w:val="20"/>
+                <w:szCs w:val="20"/>
+              </w:rPr>
+              <w:t xml:space="preserve">Poste</w:t>
+            </w:r>
+          </w:p>
+        </w:tc>
+        <w:tc>
+          <w:tcPr>
+            <w:tcW w:type="dxa" w:w="3400"/>
+            <w:shd w:fill="1F3864" w:val="clear"/>
+            <w:tcMar>
+              <w:top w:type="dxa" w:w="80"/>
+              <w:left w:type="dxa" w:w="120"/>
+              <w:bottom w:type="dxa" w:w="80"/>
+              <w:right w:type="dxa" w:w="120"/>
+            </w:tcMar>
+          </w:tcPr>
+          <w:p>
+            <w:pPr>
+              <w:jc w:val="left"/>
+            </w:pPr>
+            <w:r>
+              <w:rPr>
+                <w:b/>
+                <w:bCs/>
+                <w:color w:val="FFFFFF"/>
+                <w:sz w:val="20"/>
+                <w:szCs w:val="20"/>
+              </w:rPr>
+              <w:t xml:space="preserve">Désignation</w:t>
+            </w:r>
+          </w:p>
+        </w:tc>
+        <w:tc>
+          <w:tcPr>
+            <w:tcW w:type="dxa" w:w="1400"/>
+            <w:shd w:fill="1F3864" w:val="clear"/>
+            <w:tcMar>
+              <w:top w:type="dxa" w:w="80"/>
+              <w:left w:type="dxa" w:w="120"/>
+              <w:bottom w:type="dxa" w:w="80"/>
+              <w:right w:type="dxa" w:w="120"/>
+            </w:tcMar>
+          </w:tcPr>
+          <w:p>
+            <w:pPr>
+              <w:jc w:val="center"/>
+            </w:pPr>
+            <w:r>
+              <w:rPr>
+                <w:b/>
+                <w:bCs/>
+                <w:color w:val="FFFFFF"/>
+                <w:sz w:val="20"/>
+                <w:szCs w:val="20"/>
+              </w:rPr>
+              <w:t xml:space="preserve">Quantité</w:t>
+            </w:r>
+          </w:p>
+        </w:tc>
+        <w:tc>
+          <w:tcPr>
+            <w:tcW w:type="dxa" w:w="1350"/>
+            <w:shd w:fill="1F3864" w:val="clear"/>
+            <w:tcMar>
+              <w:top w:type="dxa" w:w="80"/>
+              <w:left w:type="dxa" w:w="120"/>
+              <w:bottom w:type="dxa" w:w="80"/>
+              <w:right w:type="dxa" w:w="120"/>
+            </w:tcMar>
+          </w:tcPr>
+          <w:p>
+            <w:pPr>
+              <w:jc w:val="center"/>
+            </w:pPr>
+            <w:r>
+              <w:rPr>
+                <w:b/>
+                <w:bCs/>
+                <w:color w:val="FFFFFF"/>
+                <w:sz w:val="20"/>
+                <w:szCs w:val="20"/>
+              </w:rPr>
+              <w:t xml:space="preserve">PU initial</w:t>
+            </w:r>
+          </w:p>
+        </w:tc>
+        <w:tc>
+          <w:tcPr>
+            <w:tcW w:type="dxa" w:w="1350"/>
+            <w:shd w:fill="1F3864" w:val="clear"/>
+            <w:tcMar>
+              <w:top w:type="dxa" w:w="80"/>
+              <w:left w:type="dxa" w:w="120"/>
+              <w:bottom w:type="dxa" w:w="80"/>
+              <w:right w:type="dxa" w:w="120"/>
+            </w:tcMar>
+          </w:tcPr>
+          <w:p>
+            <w:pPr>
+              <w:jc w:val="center"/>
+            </w:pPr>
+            <w:r>
+              <w:rPr>
+                <w:b/>
+                <w:bCs/>
+                <w:color w:val="FFFFFF"/>
+                <w:sz w:val="20"/>
+                <w:szCs w:val="20"/>
+              </w:rPr>
+              <w:t xml:space="preserve">PU actualisé</w:t>
+            </w:r>
+          </w:p>
+        </w:tc>
+      </w:tr>
+      <w:tr>
+        <w:tc>
+          <w:tcPr>
+            <w:tcW w:type="dxa" w:w="1000"/>
+            <w:tcMar>
+              <w:top w:type="dxa" w:w="80"/>
+              <w:left w:type="dxa" w:w="120"/>
+              <w:bottom w:type="dxa" w:w="80"/>
+              <w:right w:type="dxa" w:w="120"/>
+            </w:tcMar>
+          </w:tcPr>
+          <w:p>
+            <w:pPr>
+              <w:jc w:val="left"/>
+            </w:pPr>
+            <w:r>
+              <w:rPr>
+                <w:b w:val="false"/>
+                <w:bCs w:val="false"/>
+                <w:sz w:val="20"/>
+                <w:szCs w:val="20"/>
+              </w:rPr>
+              <w:t xml:space="preserve">3.3.1.1</w:t>
+            </w:r>
+          </w:p>
+        </w:tc>
+        <w:tc>
+          <w:tcPr>
+            <w:tcW w:type="dxa" w:w="3400"/>
+            <w:tcMar>
+              <w:top w:type="dxa" w:w="80"/>
+              <w:left w:type="dxa" w:w="120"/>
+              <w:bottom w:type="dxa" w:w="80"/>
+              <w:right w:type="dxa" w:w="120"/>
+            </w:tcMar>
+          </w:tcPr>
+          <w:p>
+            <w:pPr>
+              <w:jc w:val="left"/>
+            </w:pPr>
+            <w:r>
+              <w:rPr>
+                <w:b w:val="false"/>
+                <w:bCs w:val="false"/>
+                <w:sz w:val="20"/>
+                <w:szCs w:val="20"/>
+              </w:rPr>
+              <w:t xml:space="preserve">Peinture satinée (mur)</w:t>
+            </w:r>
+          </w:p>
+        </w:tc>
+        <w:tc>
+          <w:tcPr>
+            <w:tcW w:type="dxa" w:w="1400"/>
+            <w:tcMar>
+              <w:top w:type="dxa" w:w="80"/>
+              <w:left w:type="dxa" w:w="120"/>
+              <w:bottom w:type="dxa" w:w="80"/>
+              <w:right w:type="dxa" w:w="120"/>
+            </w:tcMar>
+          </w:tcPr>
+          <w:p>
+            <w:pPr>
+              <w:jc w:val="center"/>
+            </w:pPr>
+            <w:r>
+              <w:rPr>
+                <w:b w:val="false"/>
+                <w:bCs w:val="false"/>
+                <w:sz w:val="20"/>
+                <w:szCs w:val="20"/>
+              </w:rPr>
+              <w:t xml:space="preserve">806 m²</w:t>
+            </w:r>
+          </w:p>
+        </w:tc>
+        <w:tc>
+          <w:tcPr>
+            <w:tcW w:type="dxa" w:w="1350"/>
+            <w:tcMar>
+              <w:top w:type="dxa" w:w="80"/>
+              <w:left w:type="dxa" w:w="120"/>
+              <w:bottom w:type="dxa" w:w="80"/>
+              <w:right w:type="dxa" w:w="120"/>
+            </w:tcMar>
+          </w:tcPr>
+          <w:p>
+            <w:pPr>
+              <w:jc w:val="center"/>
+            </w:pPr>
+            <w:r>
+              <w:rPr>
+                <w:b w:val="false"/>
+                <w:bCs w:val="false"/>
+                <w:sz w:val="20"/>
+                <w:szCs w:val="20"/>
+              </w:rPr>
+              <w:t xml:space="preserve">8,50 €</w:t>
+            </w:r>
+          </w:p>
+        </w:tc>
+        <w:tc>
+          <w:tcPr>
+            <w:tcW w:type="dxa" w:w="1350"/>
+            <w:tcMar>
+              <w:top w:type="dxa" w:w="80"/>
+              <w:left w:type="dxa" w:w="120"/>
+              <w:bottom w:type="dxa" w:w="80"/>
+              <w:right w:type="dxa" w:w="120"/>
+            </w:tcMar>
+          </w:tcPr>
+          <w:p>
+            <w:pPr>
+              <w:jc w:val="center"/>
+            </w:pPr>
+            <w:r>
+              <w:rPr>
+                <w:b/>
+                <w:bCs/>
+                <w:color w:val="1F3864"/>
+                <w:sz w:val="20"/>
+                <w:szCs w:val="20"/>
+              </w:rPr>
+              <w:t xml:space="preserve">8,25 €</w:t>
+            </w:r>
+          </w:p>
+        </w:tc>
+      </w:tr>
+      <w:tr>
+        <w:tc>
+          <w:tcPr>
+            <w:tcW w:type="dxa" w:w="1000"/>
+            <w:tcMar>
+              <w:top w:type="dxa" w:w="80"/>
+              <w:left w:type="dxa" w:w="120"/>
+              <w:bottom w:type="dxa" w:w="80"/>
+              <w:right w:type="dxa" w:w="120"/>
+            </w:tcMar>
+          </w:tcPr>
+          <w:p>
+            <w:pPr>
+              <w:jc w:val="left"/>
+            </w:pPr>
+            <w:r>
+              <w:rPr>
+                <w:b w:val="false"/>
+                <w:bCs w:val="false"/>
+                <w:sz w:val="20"/>
+                <w:szCs w:val="20"/>
+              </w:rPr>
+              <w:t xml:space="preserve">3.3.1.2</w:t>
+            </w:r>
+          </w:p>
+        </w:tc>
+        <w:tc>
+          <w:tcPr>
+            <w:tcW w:type="dxa" w:w="3400"/>
+            <w:tcMar>
+              <w:top w:type="dxa" w:w="80"/>
+              <w:left w:type="dxa" w:w="120"/>
+              <w:bottom w:type="dxa" w:w="80"/>
+              <w:right w:type="dxa" w:w="120"/>
+            </w:tcMar>
+          </w:tcPr>
+          <w:p>
+            <w:pPr>
+              <w:jc w:val="left"/>
+            </w:pPr>
+            <w:r>
+              <w:rPr>
+                <w:b w:val="false"/>
+                <w:bCs w:val="false"/>
+                <w:sz w:val="20"/>
+                <w:szCs w:val="20"/>
+              </w:rPr>
+              <w:t xml:space="preserve">Peinture mate (plafond)</w:t>
+            </w:r>
+          </w:p>
+        </w:tc>
+        <w:tc>
+          <w:tcPr>
+            <w:tcW w:type="dxa" w:w="1400"/>
+            <w:tcMar>
+              <w:top w:type="dxa" w:w="80"/>
+              <w:left w:type="dxa" w:w="120"/>
+              <w:bottom w:type="dxa" w:w="80"/>
+              <w:right w:type="dxa" w:w="120"/>
+            </w:tcMar>
+          </w:tcPr>
+          <w:p>
+            <w:pPr>
+              <w:jc w:val="center"/>
+            </w:pPr>
+            <w:r>
+              <w:rPr>
+                <w:b w:val="false"/>
+                <w:bCs w:val="false"/>
+                <w:sz w:val="20"/>
+                <w:szCs w:val="20"/>
+              </w:rPr>
+              <w:t xml:space="preserve">265 m²</w:t>
+            </w:r>
+          </w:p>
+        </w:tc>
+        <w:tc>
+          <w:tcPr>
+            <w:tcW w:type="dxa" w:w="1350"/>
+            <w:tcMar>
+              <w:top w:type="dxa" w:w="80"/>
+              <w:left w:type="dxa" w:w="120"/>
+              <w:bottom w:type="dxa" w:w="80"/>
+              <w:right w:type="dxa" w:w="120"/>
+            </w:tcMar>
+          </w:tcPr>
+          <w:p>
+            <w:pPr>
+              <w:jc w:val="center"/>
+            </w:pPr>
+            <w:r>
+              <w:rPr>
+                <w:b w:val="false"/>
+                <w:bCs w:val="false"/>
+                <w:sz w:val="20"/>
+                <w:szCs w:val="20"/>
+              </w:rPr>
+              <w:t xml:space="preserve">8,50 €</w:t>
+            </w:r>
+          </w:p>
+        </w:tc>
+        <w:tc>
+          <w:tcPr>
+            <w:tcW w:type="dxa" w:w="1350"/>
+            <w:tcMar>
+              <w:top w:type="dxa" w:w="80"/>
+              <w:left w:type="dxa" w:w="120"/>
+              <w:bottom w:type="dxa" w:w="80"/>
+              <w:right w:type="dxa" w:w="120"/>
+            </w:tcMar>
+          </w:tcPr>
+          <w:p>
+            <w:pPr>
+              <w:jc w:val="center"/>
+            </w:pPr>
+            <w:r>
+              <w:rPr>
+                <w:b/>
+                <w:bCs/>
+                <w:color w:val="1F3864"/>
+                <w:sz w:val="20"/>
+                <w:szCs w:val="20"/>
+              </w:rPr>
+              <w:t xml:space="preserve">8,25 €</w:t>
+            </w:r>
+          </w:p>
+        </w:tc>
+      </w:tr>
+      <w:tr>
+        <w:tc>
+          <w:tcPr>
+            <w:tcW w:type="dxa" w:w="1000"/>
+            <w:tcMar>
+              <w:top w:type="dxa" w:w="80"/>
+              <w:left w:type="dxa" w:w="120"/>
+              <w:bottom w:type="dxa" w:w="80"/>
+              <w:right w:type="dxa" w:w="120"/>
+            </w:tcMar>
+          </w:tcPr>
+          <w:p>
+            <w:pPr>
+              <w:jc w:val="left"/>
+            </w:pPr>
+            <w:r>
+              <w:rPr>
+                <w:b w:val="false"/>
+                <w:bCs w:val="false"/>
+                <w:sz w:val="20"/>
+                <w:szCs w:val="20"/>
+              </w:rPr>
+              <w:t xml:space="preserve">3.3.3</w:t>
+            </w:r>
+          </w:p>
+        </w:tc>
+        <w:tc>
+          <w:tcPr>
+            <w:tcW w:type="dxa" w:w="3400"/>
+            <w:tcMar>
+              <w:top w:type="dxa" w:w="80"/>
+              <w:left w:type="dxa" w:w="120"/>
+              <w:bottom w:type="dxa" w:w="80"/>
+              <w:right w:type="dxa" w:w="120"/>
+            </w:tcMar>
+          </w:tcPr>
+          <w:p>
+            <w:pPr>
+              <w:jc w:val="left"/>
+            </w:pPr>
+            <w:r>
+              <w:rPr>
+                <w:b w:val="false"/>
+                <w:bCs w:val="false"/>
+                <w:sz w:val="20"/>
+                <w:szCs w:val="20"/>
+              </w:rPr>
+              <w:t xml:space="preserve">Peinture calorique (radiateurs)</w:t>
+            </w:r>
+          </w:p>
+        </w:tc>
+        <w:tc>
+          <w:tcPr>
+            <w:tcW w:type="dxa" w:w="1400"/>
+            <w:tcMar>
+              <w:top w:type="dxa" w:w="80"/>
+              <w:left w:type="dxa" w:w="120"/>
+              <w:bottom w:type="dxa" w:w="80"/>
+              <w:right w:type="dxa" w:w="120"/>
+            </w:tcMar>
+          </w:tcPr>
+          <w:p>
+            <w:pPr>
+              <w:jc w:val="center"/>
+            </w:pPr>
+            <w:r>
+              <w:rPr>
+                <w:b w:val="false"/>
+                <w:bCs w:val="false"/>
+                <w:sz w:val="20"/>
+                <w:szCs w:val="20"/>
+              </w:rPr>
+              <w:t xml:space="preserve">22 u</w:t>
+            </w:r>
+          </w:p>
+        </w:tc>
+        <w:tc>
+          <w:tcPr>
+            <w:tcW w:type="dxa" w:w="1350"/>
+            <w:tcMar>
+              <w:top w:type="dxa" w:w="80"/>
+              <w:left w:type="dxa" w:w="120"/>
+              <w:bottom w:type="dxa" w:w="80"/>
+              <w:right w:type="dxa" w:w="120"/>
+            </w:tcMar>
+          </w:tcPr>
+          <w:p>
+            <w:pPr>
+              <w:jc w:val="center"/>
+            </w:pPr>
+            <w:r>
+              <w:rPr>
+                <w:b w:val="false"/>
+                <w:bCs w:val="false"/>
+                <w:sz w:val="20"/>
+                <w:szCs w:val="20"/>
+              </w:rPr>
+              <w:t xml:space="preserve">35,00 €</w:t>
+            </w:r>
+          </w:p>
+        </w:tc>
+        <w:tc>
+          <w:tcPr>
+            <w:tcW w:type="dxa" w:w="1350"/>
+            <w:tcMar>
+              <w:top w:type="dxa" w:w="80"/>
+              <w:left w:type="dxa" w:w="120"/>
+              <w:bottom w:type="dxa" w:w="80"/>
+              <w:right w:type="dxa" w:w="120"/>
+            </w:tcMar>
+          </w:tcPr>
+          <w:p>
+            <w:pPr>
+              <w:jc w:val="center"/>
+            </w:pPr>
+            <w:r>
+              <w:rPr>
+                <w:b/>
+                <w:bCs/>
+                <w:color w:val="1F3864"/>
+                <w:sz w:val="20"/>
+                <w:szCs w:val="20"/>
+              </w:rPr>
+              <w:t xml:space="preserve">55,00 €</w:t>
+            </w:r>
+          </w:p>
+        </w:tc>
+      </w:tr>
+      <w:tr>
+        <w:tc>
+          <w:tcPr>
+            <w:tcW w:type="dxa" w:w="1000"/>
+            <w:tcMar>
+              <w:top w:type="dxa" w:w="80"/>
+              <w:left w:type="dxa" w:w="120"/>
+              <w:bottom w:type="dxa" w:w="80"/>
+              <w:right w:type="dxa" w:w="120"/>
+            </w:tcMar>
+          </w:tcPr>
+          <w:p>
+            <w:pPr>
+              <w:jc w:val="left"/>
+            </w:pPr>
+            <w:r>
+              <w:rPr>
+                <w:b w:val="false"/>
+                <w:bCs w:val="false"/>
+                <w:sz w:val="20"/>
+                <w:szCs w:val="20"/>
+              </w:rPr>
+              <w:t xml:space="preserve">3.4</w:t>
+            </w:r>
+          </w:p>
+        </w:tc>
+        <w:tc>
+          <w:tcPr>
+            <w:tcW w:type="dxa" w:w="3400"/>
+            <w:tcMar>
+              <w:top w:type="dxa" w:w="80"/>
+              <w:left w:type="dxa" w:w="120"/>
+              <w:bottom w:type="dxa" w:w="80"/>
+              <w:right w:type="dxa" w:w="120"/>
+            </w:tcMar>
+          </w:tcPr>
+          <w:p>
+            <w:pPr>
+              <w:jc w:val="left"/>
+            </w:pPr>
+            <w:r>
+              <w:rPr>
+                <w:b w:val="false"/>
+                <w:bCs w:val="false"/>
+                <w:sz w:val="20"/>
+                <w:szCs w:val="20"/>
+              </w:rPr>
+              <w:t xml:space="preserve">Nettoyages de mise en service</w:t>
+            </w:r>
+          </w:p>
+        </w:tc>
+        <w:tc>
+          <w:tcPr>
+            <w:tcW w:type="dxa" w:w="1400"/>
+            <w:tcMar>
+              <w:top w:type="dxa" w:w="80"/>
+              <w:left w:type="dxa" w:w="120"/>
+              <w:bottom w:type="dxa" w:w="80"/>
+              <w:right w:type="dxa" w:w="120"/>
+            </w:tcMar>
+          </w:tcPr>
+          <w:p>
+            <w:pPr>
+              <w:jc w:val="center"/>
+            </w:pPr>
+            <w:r>
+              <w:rPr>
+                <w:b w:val="false"/>
+                <w:bCs w:val="false"/>
+                <w:sz w:val="20"/>
+                <w:szCs w:val="20"/>
+              </w:rPr>
+              <w:t xml:space="preserve">1 ens</w:t>
+            </w:r>
+          </w:p>
+        </w:tc>
+        <w:tc>
+          <w:tcPr>
+            <w:tcW w:type="dxa" w:w="1350"/>
+            <w:tcMar>
+              <w:top w:type="dxa" w:w="80"/>
+              <w:left w:type="dxa" w:w="120"/>
+              <w:bottom w:type="dxa" w:w="80"/>
+              <w:right w:type="dxa" w:w="120"/>
+            </w:tcMar>
+          </w:tcPr>
+          <w:p>
+            <w:pPr>
+              <w:jc w:val="center"/>
+            </w:pPr>
+            <w:r>
+              <w:rPr>
+                <w:b w:val="false"/>
+                <w:bCs w:val="false"/>
+                <w:sz w:val="20"/>
+                <w:szCs w:val="20"/>
+              </w:rPr>
+              <w:t xml:space="preserve">1 900,00 €</w:t>
+            </w:r>
+          </w:p>
+        </w:tc>
+        <w:tc>
+          <w:tcPr>
+            <w:tcW w:type="dxa" w:w="1350"/>
+            <w:tcMar>
+              <w:top w:type="dxa" w:w="80"/>
+              <w:left w:type="dxa" w:w="120"/>
+              <w:bottom w:type="dxa" w:w="80"/>
+              <w:right w:type="dxa" w:w="120"/>
+            </w:tcMar>
+          </w:tcPr>
+          <w:p>
+            <w:pPr>
+              <w:jc w:val="center"/>
+            </w:pPr>
+            <w:r>
+              <w:rPr>
+                <w:b/>
+                <w:bCs/>
+                <w:color w:val="1F3864"/>
+                <w:sz w:val="20"/>
+                <w:szCs w:val="20"/>
+              </w:rPr>
+              <w:t xml:space="preserve">1 800,00 €</w:t>
+            </w:r>
+          </w:p>
+        </w:tc>
+      </w:tr>
+      <w:tr>
+        <w:tc>
+          <w:tcPr>
+            <w:tcW w:type="dxa" w:w="1000"/>
+            <w:tcMar>
+              <w:top w:type="dxa" w:w="80"/>
+              <w:left w:type="dxa" w:w="120"/>
+              <w:bottom w:type="dxa" w:w="80"/>
+              <w:right w:type="dxa" w:w="120"/>
+            </w:tcMar>
+          </w:tcPr>
+          <w:p>
+            <w:pPr>
+              <w:jc w:val="left"/>
+            </w:pPr>
+            <w:r>
+              <w:rPr>
+                <w:b w:val="false"/>
+                <w:bCs w:val="false"/>
+                <w:sz w:val="20"/>
+                <w:szCs w:val="20"/>
+              </w:rPr>
+              <w:t xml:space="preserve">4.3.1.1</w:t>
+            </w:r>
+          </w:p>
+        </w:tc>
+        <w:tc>
+          <w:tcPr>
+            <w:tcW w:type="dxa" w:w="3400"/>
+            <w:tcMar>
+              <w:top w:type="dxa" w:w="80"/>
+              <w:left w:type="dxa" w:w="120"/>
+              <w:bottom w:type="dxa" w:w="80"/>
+              <w:right w:type="dxa" w:w="120"/>
+            </w:tcMar>
+          </w:tcPr>
+          <w:p>
+            <w:pPr>
+              <w:jc w:val="left"/>
+            </w:pPr>
+            <w:r>
+              <w:rPr>
+                <w:b w:val="false"/>
+                <w:bCs w:val="false"/>
+                <w:sz w:val="20"/>
+                <w:szCs w:val="20"/>
+              </w:rPr>
+              <w:t xml:space="preserve">Revêtement mural type douche</w:t>
+            </w:r>
+          </w:p>
+        </w:tc>
+        <w:tc>
+          <w:tcPr>
+            <w:tcW w:type="dxa" w:w="1400"/>
+            <w:tcMar>
+              <w:top w:type="dxa" w:w="80"/>
+              <w:left w:type="dxa" w:w="120"/>
+              <w:bottom w:type="dxa" w:w="80"/>
+              <w:right w:type="dxa" w:w="120"/>
+            </w:tcMar>
+          </w:tcPr>
+          <w:p>
+            <w:pPr>
+              <w:jc w:val="center"/>
+            </w:pPr>
+            <w:r>
+              <w:rPr>
+                <w:b w:val="false"/>
+                <w:bCs w:val="false"/>
+                <w:sz w:val="20"/>
+                <w:szCs w:val="20"/>
+              </w:rPr>
+              <w:t xml:space="preserve">220 m²</w:t>
+            </w:r>
+          </w:p>
+        </w:tc>
+        <w:tc>
+          <w:tcPr>
+            <w:tcW w:type="dxa" w:w="1350"/>
+            <w:tcMar>
+              <w:top w:type="dxa" w:w="80"/>
+              <w:left w:type="dxa" w:w="120"/>
+              <w:bottom w:type="dxa" w:w="80"/>
+              <w:right w:type="dxa" w:w="120"/>
+            </w:tcMar>
+          </w:tcPr>
+          <w:p>
+            <w:pPr>
+              <w:jc w:val="center"/>
+            </w:pPr>
+            <w:r>
+              <w:rPr>
+                <w:b w:val="false"/>
+                <w:bCs w:val="false"/>
+                <w:sz w:val="20"/>
+                <w:szCs w:val="20"/>
+              </w:rPr>
+              <w:t xml:space="preserve">48,90 €</w:t>
+            </w:r>
+          </w:p>
+        </w:tc>
+        <w:tc>
+          <w:tcPr>
+            <w:tcW w:type="dxa" w:w="1350"/>
+            <w:tcMar>
+              <w:top w:type="dxa" w:w="80"/>
+              <w:left w:type="dxa" w:w="120"/>
+              <w:bottom w:type="dxa" w:w="80"/>
+              <w:right w:type="dxa" w:w="120"/>
+            </w:tcMar>
+          </w:tcPr>
+          <w:p>
+            <w:pPr>
+              <w:jc w:val="center"/>
+            </w:pPr>
+            <w:r>
+              <w:rPr>
+                <w:b/>
+                <w:bCs/>
+                <w:color w:val="1F3864"/>
+                <w:sz w:val="20"/>
+                <w:szCs w:val="20"/>
+              </w:rPr>
+              <w:t xml:space="preserve">48,30 €</w:t>
+            </w:r>
+          </w:p>
+        </w:tc>
+      </w:tr>
+      <w:tr>
+        <w:tc>
+          <w:tcPr>
+            <w:tcW w:type="dxa" w:w="1000"/>
+            <w:tcMar>
+              <w:top w:type="dxa" w:w="80"/>
+              <w:left w:type="dxa" w:w="120"/>
+              <w:bottom w:type="dxa" w:w="80"/>
+              <w:right w:type="dxa" w:w="120"/>
+            </w:tcMar>
+          </w:tcPr>
+          <w:p>
+            <w:pPr>
+              <w:jc w:val="left"/>
+            </w:pPr>
+            <w:r>
+              <w:rPr>
+                <w:b w:val="false"/>
+                <w:bCs w:val="false"/>
+                <w:sz w:val="20"/>
+                <w:szCs w:val="20"/>
+              </w:rPr>
+              <w:t xml:space="preserve">4.3.1.2</w:t>
+            </w:r>
+          </w:p>
+        </w:tc>
+        <w:tc>
+          <w:tcPr>
+            <w:tcW w:type="dxa" w:w="3400"/>
+            <w:tcMar>
+              <w:top w:type="dxa" w:w="80"/>
+              <w:left w:type="dxa" w:w="120"/>
+              <w:bottom w:type="dxa" w:w="80"/>
+              <w:right w:type="dxa" w:w="120"/>
+            </w:tcMar>
+          </w:tcPr>
+          <w:p>
+            <w:pPr>
+              <w:jc w:val="left"/>
+            </w:pPr>
+            <w:r>
+              <w:rPr>
+                <w:b w:val="false"/>
+                <w:bCs w:val="false"/>
+                <w:sz w:val="20"/>
+                <w:szCs w:val="20"/>
+              </w:rPr>
+              <w:t xml:space="preserve">Revêtement de sol douche</w:t>
+            </w:r>
+          </w:p>
+        </w:tc>
+        <w:tc>
+          <w:tcPr>
+            <w:tcW w:type="dxa" w:w="1400"/>
+            <w:tcMar>
+              <w:top w:type="dxa" w:w="80"/>
+              <w:left w:type="dxa" w:w="120"/>
+              <w:bottom w:type="dxa" w:w="80"/>
+              <w:right w:type="dxa" w:w="120"/>
+            </w:tcMar>
+          </w:tcPr>
+          <w:p>
+            <w:pPr>
+              <w:jc w:val="center"/>
+            </w:pPr>
+            <w:r>
+              <w:rPr>
+                <w:b w:val="false"/>
+                <w:bCs w:val="false"/>
+                <w:sz w:val="20"/>
+                <w:szCs w:val="20"/>
+              </w:rPr>
+              <w:t xml:space="preserve">50 m²</w:t>
+            </w:r>
+          </w:p>
+        </w:tc>
+        <w:tc>
+          <w:tcPr>
+            <w:tcW w:type="dxa" w:w="1350"/>
+            <w:tcMar>
+              <w:top w:type="dxa" w:w="80"/>
+              <w:left w:type="dxa" w:w="120"/>
+              <w:bottom w:type="dxa" w:w="80"/>
+              <w:right w:type="dxa" w:w="120"/>
+            </w:tcMar>
+          </w:tcPr>
+          <w:p>
+            <w:pPr>
+              <w:jc w:val="center"/>
+            </w:pPr>
+            <w:r>
+              <w:rPr>
+                <w:b w:val="false"/>
+                <w:bCs w:val="false"/>
+                <w:sz w:val="20"/>
+                <w:szCs w:val="20"/>
+              </w:rPr>
+              <w:t xml:space="preserve">38,90 €</w:t>
+            </w:r>
+          </w:p>
+        </w:tc>
+        <w:tc>
+          <w:tcPr>
+            <w:tcW w:type="dxa" w:w="1350"/>
+            <w:tcMar>
+              <w:top w:type="dxa" w:w="80"/>
+              <w:left w:type="dxa" w:w="120"/>
+              <w:bottom w:type="dxa" w:w="80"/>
+              <w:right w:type="dxa" w:w="120"/>
+            </w:tcMar>
+          </w:tcPr>
+          <w:p>
+            <w:pPr>
+              <w:jc w:val="center"/>
+            </w:pPr>
+            <w:r>
+              <w:rPr>
+                <w:b/>
+                <w:bCs/>
+                <w:color w:val="1F3864"/>
+                <w:sz w:val="20"/>
+                <w:szCs w:val="20"/>
+              </w:rPr>
+              <w:t xml:space="preserve">38,30 €</w:t>
+            </w:r>
+          </w:p>
+        </w:tc>
+      </w:tr>
+    </w:tbl>
+    <w:p>
+      <w:pPr>
+        <w:spacing w:before="220"/>
+      </w:pPr>
     </w:p>
     <w:p>
       <w:pPr>
@@ -1187,7 +2117,7 @@
           <w:sz w:val="21"/>
           <w:szCs w:val="21"/>
         </w:rPr>
-        <w:t xml:space="preserve">Notre offre est en hausse et non en baisse : cet écart s'explique intégralement par le poste 3.3.3 – Peinture calorique (radiateurs), dont le prix unitaire, jugé trop faible pour couvrir sincèrement le coût réel de la prestation, est porté de 35,00 € à 55,00 € HT (soit + 440,00 € HT sur les 22 radiateurs, cf. décomposition ci-avant). Tous les autres postes de la DPGF, ainsi que l'ensemble des quantités, restent strictement inchangés par rapport à notre offre initiale.</w:t>
+        <w:t xml:space="preserve">Tous les autres postes de la DPGF, ainsi que l'ensemble des quantités, restent strictement inchangés par rapport à notre offre initiale. Cette actualisation traduit un double mouvement : une baisse consentie sur cinq postes (- 529,75 € HT au total), et une hausse du prix unitaire du poste 3.3.3 – Peinture calorique (radiateurs), jugé trop faible pour couvrir sincèrement le coût réel de cette prestation, porté de 35,00 € à 55,00 € HT (+ 440,00 € HT, cf. décomposition ci-avant).</w:t>
       </w:r>
     </w:p>
     <w:tbl>
@@ -1312,7 +2242,7 @@
                 <w:sz w:val="20"/>
                 <w:szCs w:val="20"/>
               </w:rPr>
-              <w:t xml:space="preserve">55 815,95 € HT</w:t>
+              <w:t xml:space="preserve">56 345,70 € HT</w:t>
             </w:r>
           </w:p>
         </w:tc>
@@ -1363,8 +2293,8 @@
                 <w:sz w:val="20"/>
                 <w:szCs w:val="20"/>
               </w:rPr>
-              <w:t xml:space="preserve">+ 440,00 € HT
-(+ 0,79 %)</w:t>
+              <w:t xml:space="preserve">- 89,75 € HT
+(- 0,16 %)</w:t>
             </w:r>
           </w:p>
         </w:tc>
@@ -1385,7 +2315,7 @@
           <w:sz w:val="21"/>
           <w:szCs w:val="21"/>
         </w:rPr>
-        <w:t xml:space="preserve">Le montant total de notre offre pour le Lot 3 « Peintures et Sols » est ainsi porté de 55 815,95 € HT à 56 255,95 € HT, cette variation résultant exclusivement de l'ajustement du poste 3.3.3 exposé ci-dessus. Vous trouverez ci-joints l'acte d'engagement et la DPGF actualisés, complétés et signés électroniquement, conformément aux modalités précisées dans votre courrier du 10/08/2026.</w:t>
+        <w:t xml:space="preserve">Le montant total de notre offre pour le Lot 3 « Peintures et Sols » est ainsi ramené de 56 345,70 € HT à 56 255,95 € HT. Cette actualisation, limitée aux six postes identifiés ci-dessus, traduit l'effort financier consenti sur l'ensemble de la prestation tout en garantissant un chiffrage sincère sur le poste peinture calorique, gage de la parfaite exécution des travaux jusqu'à la réception. Vous trouverez ci-joints l'acte d'engagement et la DPGF actualisés, complétés et signés électroniquement, conformément aux modalités précisées dans votre courrier du 10/08/2026.</w:t>
       </w:r>
     </w:p>
     <w:p>
